--- a/tests/corpus_v2/docs/works_0004.docx
+++ b/tests/corpus_v2/docs/works_0004.docx
@@ -21,7 +21,13 @@
         <w:rPr>
           <w:b/>
         </w:rPr>
-        <w:t xml:space="preserve">№ 177/2024-П</w:t>
+        <w:t xml:space="preserve">№ </w:t>
+      </w:r>
+      <w:r>
+        <w:rPr>
+          <w:b/>
+        </w:rPr>
+        <w:t xml:space="preserve">65079/018-сс</w:t>
       </w:r>
     </w:p>
     <w:p/>
@@ -33,7 +39,7 @@
         <w:t xml:space="preserve">     </w:t>
       </w:r>
       <w:r>
-        <w:t xml:space="preserve">«21» марта 2023 г.</w:t>
+        <w:t xml:space="preserve">21 марта 2023 г.</w:t>
       </w:r>
     </w:p>
     <w:p/>
@@ -72,10 +78,10 @@
         <w:t xml:space="preserve">, именуемый в дальнейшем «Заказчик», действующий на основании свидетельства о государственной регистрации</w:t>
       </w:r>
       <w:r>
-        <w:t xml:space="preserve">, с другой стороны, совместно именуемые «Стороны», заключили настоящий </w:t>
-      </w:r>
-      <w:r>
-        <w:t xml:space="preserve">Договор № 72/2024-А</w:t>
+        <w:t xml:space="preserve">, с другой стороны, совместно именуемые «Стороны», заключили настоящий Договор № </w:t>
+      </w:r>
+      <w:r>
+        <w:t xml:space="preserve">72Ф-46291/16-846Д</w:t>
       </w:r>
       <w:r>
         <w:t xml:space="preserve"> (далее — Договор) о нижеследующем:</w:t>
@@ -122,7 +128,7 @@
         <w:t xml:space="preserve">Гарантийный срок на результат работ — </w:t>
       </w:r>
       <w:r>
-        <w:t xml:space="preserve">3 рабочих дня</w:t>
+        <w:t xml:space="preserve">не позднее 20.02.2026</w:t>
       </w:r>
       <w:r>
         <w:t xml:space="preserve">.</w:t>
@@ -142,7 +148,19 @@
         <w:t xml:space="preserve">2.1. Общая цена Договора: </w:t>
       </w:r>
       <w:r>
-        <w:t xml:space="preserve">293 531,01 (двести девяносто три тысячи пятьсот тридцать один рубль одна копейка)</w:t>
+        <w:t xml:space="preserve">140 000 руб. 5 коп.</w:t>
+      </w:r>
+      <w:r>
+        <w:t xml:space="preserve">, включая НДС </w:t>
+      </w:r>
+      <w:r>
+        <w:t xml:space="preserve">22%</w:t>
+      </w:r>
+      <w:r>
+        <w:t xml:space="preserve"> в размере </w:t>
+      </w:r>
+      <w:r>
+        <w:t xml:space="preserve">не менее 784 000 (Семисот восьмидесяти четырёх тысяч) рублей 00 копеек</w:t>
       </w:r>
       <w:r>
         <w:t xml:space="preserve">.</w:t>
@@ -153,7 +171,13 @@
         <w:t xml:space="preserve">2.2. Налог: </w:t>
       </w:r>
       <w:r>
-        <w:t xml:space="preserve">1/150 ключевой ставки ЦБ РФ</w:t>
+        <w:t xml:space="preserve">1/300 ключевой ставки ЦБ РФ годовых</w:t>
+      </w:r>
+      <w:r>
+        <w:t xml:space="preserve">, но не более </w:t>
+      </w:r>
+      <w:r>
+        <w:t xml:space="preserve">0,01 (одна сотая процента) % от цены Договора</w:t>
       </w:r>
       <w:r>
         <w:t xml:space="preserve">.</w:t>
@@ -164,7 +188,7 @@
         <w:t xml:space="preserve">2.3. Срок оплаты — </w:t>
       </w:r>
       <w:r>
-        <w:t xml:space="preserve">не позднее 20.04.2026</w:t>
+        <w:t xml:space="preserve">в течение 10 календарных дней с даты подписания Сторонами акта сдачи-приемки оказанных услуг</w:t>
       </w:r>
       <w:r>
         <w:t xml:space="preserve">.</w:t>
@@ -184,7 +208,7 @@
         <w:t xml:space="preserve">, артикул </w:t>
       </w:r>
       <w:r>
-        <w:t xml:space="preserve">RM-4731-56</w:t>
+        <w:t xml:space="preserve">RM-7013-40</w:t>
       </w:r>
       <w:r>
         <w:t xml:space="preserve">, код </w:t>
@@ -244,7 +268,10 @@
         <w:t xml:space="preserve">. Цена — </w:t>
       </w:r>
       <w:r>
-        <w:t xml:space="preserve">не более 500 000 (Пятисот тысяч) рублей</w:t>
+        <w:t xml:space="preserve">83700002 (Восемьдесят три миллиона семьсот тысяч два) рубля</w:t>
+      </w:r>
+      <w:r>
+        <w:t xml:space="preserve">, НДС не облагается</w:t>
       </w:r>
       <w:r>
         <w:t xml:space="preserve">.</w:t>
@@ -264,7 +291,7 @@
         <w:t xml:space="preserve">3.1. Место исполнения обязательств: </w:t>
       </w:r>
       <w:r>
-        <w:t xml:space="preserve">344002, г. Ростов-на-Дону, ш. Гагарина, д. 56, кв. 108</w:t>
+        <w:t xml:space="preserve">143400, г. Красногорск, бул. Кирова, д. 22, кв. 147</w:t>
       </w:r>
       <w:r>
         <w:t xml:space="preserve">.</w:t>
@@ -281,7 +308,7 @@
         <w:t xml:space="preserve"> по телефону </w:t>
       </w:r>
       <w:r>
-        <w:t xml:space="preserve">+7 (846) 373-20-49 доб. 416</w:t>
+        <w:t xml:space="preserve">+78438599744</w:t>
       </w:r>
       <w:r>
         <w:t xml:space="preserve">.</w:t>
@@ -292,7 +319,7 @@
         <w:t xml:space="preserve">3.3. Срок исполнения обязательств — </w:t>
       </w:r>
       <w:r>
-        <w:t xml:space="preserve">не более 36 месяцев с момента заключения кредитного договора</w:t>
+        <w:t xml:space="preserve">в течение пяти дней с момента подписания акта</w:t>
       </w:r>
       <w:r>
         <w:t xml:space="preserve">.</w:t>
@@ -323,13 +350,13 @@
         <w:t xml:space="preserve">Размер неустойки за нарушение сроков оплаты: </w:t>
       </w:r>
       <w:r>
-        <w:t xml:space="preserve">НДС 20%</w:t>
+        <w:t xml:space="preserve">1/130 ключевой ставки ЦБ РФ от стоимости неоплаченных работ</w:t>
       </w:r>
       <w:r>
         <w:t xml:space="preserve">. Предельный размер ответственности: </w:t>
       </w:r>
       <w:r>
-        <w:t xml:space="preserve">10 (десять) процентов</w:t>
+        <w:t xml:space="preserve">10 (десять) процентов за каждый день просрочки</w:t>
       </w:r>
       <w:r>
         <w:t xml:space="preserve">.</w:t>
@@ -351,7 +378,7 @@
         <w:t xml:space="preserve">Сторона, для которой создалась невозможность исполнения, обязана уведомить другую Сторону. Срок уведомления — </w:t>
       </w:r>
       <w:r>
-        <w:t xml:space="preserve">в течение 10 банковских дней с даты подписания Сторонами акта сдачи-приемки оказанных услуг</w:t>
+        <w:t xml:space="preserve">в течение 14 рабочих дней со дня предъявления требования</w:t>
       </w:r>
       <w:r>
         <w:t xml:space="preserve">.</w:t>
@@ -365,7 +392,7 @@
         <w:t xml:space="preserve">Все споры и разногласия решаются путём переговоров. Претензионный порядок обязателен, срок ответа на претензию — </w:t>
       </w:r>
       <w:r>
-        <w:t xml:space="preserve">в течение 7 рабочих дней с момента выставления счета</w:t>
+        <w:t xml:space="preserve">не позднее 12.02.2026</w:t>
       </w:r>
       <w:r>
         <w:t xml:space="preserve">.</w:t>
@@ -422,6 +449,72 @@
       </w:r>
       <w:r>
         <w:t xml:space="preserve"> лично.</w:t>
+      </w:r>
+    </w:p>
+    <w:p/>
+    <w:p/>
+    <w:p>
+      <w:r>
+        <w:rPr>
+          <w:b/>
+        </w:rPr>
+        <w:t xml:space="preserve">9. КОНТРОЛЬНЫЕ ВЕЛИЧИНЫ</w:t>
+      </w:r>
+    </w:p>
+    <w:p>
+      <w:r>
+        <w:t xml:space="preserve">9.1. Контрольная запись: </w:t>
+      </w:r>
+      <w:r>
+        <w:rPr>
+          <w:b/>
+        </w:rPr>
+        <w:t xml:space="preserve">1/3</w:t>
+      </w:r>
+      <w:r>
+        <w:t xml:space="preserve">00 ключевой ставки ЦБ РФ от цены Договора</w:t>
+      </w:r>
+      <w:r>
+        <w:t xml:space="preserve">.</w:t>
+      </w:r>
+    </w:p>
+    <w:p>
+      <w:r>
+        <w:t xml:space="preserve">9.2. Контрольная запись: </w:t>
+      </w:r>
+      <w:r>
+        <w:rPr>
+          <w:b/>
+        </w:rPr>
+        <w:t xml:space="preserve">в течение 1</w:t>
+      </w:r>
+      <w:r>
+        <w:t xml:space="preserve">4 (Четырнадцати) рабочих дней с момента выставления счета</w:t>
+      </w:r>
+      <w:r>
+        <w:t xml:space="preserve">.</w:t>
+      </w:r>
+    </w:p>
+    <w:p>
+      <w:r>
+        <w:t xml:space="preserve">9.3. Контрольная запись: </w:t>
+      </w:r>
+      <w:r>
+        <w:t xml:space="preserve">46/2024-П</w:t>
+      </w:r>
+      <w:r>
+        <w:t xml:space="preserve">.</w:t>
+      </w:r>
+    </w:p>
+    <w:p>
+      <w:r>
+        <w:t xml:space="preserve">9.4. Контрольная запись: </w:t>
+      </w:r>
+      <w:r>
+        <w:t xml:space="preserve">Ч 870 000,84 (четыре миллиона восемьсот семьдесят тысяч) рублей</w:t>
+      </w:r>
+      <w:r>
+        <w:t xml:space="preserve">.</w:t>
       </w:r>
     </w:p>
     <w:p/>
@@ -481,7 +574,7 @@
               <w:t xml:space="preserve">Адрес регистрации: </w:t>
             </w:r>
             <w:r>
-              <w:t xml:space="preserve">143400, г. Красногорск, ул. Строителей, д. 60, кв. 69</w:t>
+              <w:t xml:space="preserve">603000, г. Нижний Новгород, ул. Лесная, д. 13, кв. 183</w:t>
             </w:r>
           </w:p>
           <w:p>
@@ -520,7 +613,7 @@
               <w:t xml:space="preserve">Тел.: </w:t>
             </w:r>
             <w:r>
-              <w:t xml:space="preserve">+7 (812) 656-85-47 доб. 841</w:t>
+              <w:t xml:space="preserve">8-812-903-54-20</w:t>
             </w:r>
           </w:p>
           <w:p>
@@ -528,7 +621,7 @@
               <w:t xml:space="preserve">E-mail: </w:t>
             </w:r>
             <w:r>
-              <w:t xml:space="preserve">belov@romashka.ru</w:t>
+              <w:t xml:space="preserve">belov@bk.ru</w:t>
             </w:r>
           </w:p>
           <w:p/>
@@ -555,7 +648,7 @@
           </w:p>
           <w:p>
             <w:r>
-              <w:t xml:space="preserve">Нижний Новгород, Кутузовский 90</w:t>
+              <w:t xml:space="preserve">Казань, Пушкина 90</w:t>
             </w:r>
           </w:p>
           <w:p>
@@ -571,7 +664,7 @@
               <w:t xml:space="preserve">Адрес регистрации: </w:t>
             </w:r>
             <w:r>
-              <w:t xml:space="preserve">603000, г. Нижний Новгород, ш. Советская, д. 52, кв. 125</w:t>
+              <w:t xml:space="preserve">141400, г. Химки, просп. Октябрьская, д. 17, кв. 54</w:t>
             </w:r>
           </w:p>
           <w:p>
@@ -610,7 +703,7 @@
               <w:t xml:space="preserve">Тел.: </w:t>
             </w:r>
             <w:r>
-              <w:t xml:space="preserve">495 3564593</w:t>
+              <w:t xml:space="preserve">+7 (383) 732-71-14 доб. 513</w:t>
             </w:r>
           </w:p>
           <w:p>
@@ -737,7 +830,7 @@
         <w:t xml:space="preserve">Адрес склада грузополучателя: </w:t>
       </w:r>
       <w:r>
-        <w:t xml:space="preserve">170100, г. Тверь, проезд Советская, д. 79, кв. 118</w:t>
+        <w:t xml:space="preserve">620014, г. Екатеринбург, бул. Садовая, д. 15, кв. 15</w:t>
       </w:r>
       <w:r>
         <w:t xml:space="preserve">.</w:t>
@@ -748,7 +841,7 @@
         <w:t xml:space="preserve">Кладовщик: </w:t>
       </w:r>
       <w:r>
-        <w:t xml:space="preserve">Соколов Павел Егорович</w:t>
+        <w:t xml:space="preserve">Петров Егор Павлович</w:t>
       </w:r>
     </w:p>
     <w:p>
@@ -756,7 +849,7 @@
         <w:t xml:space="preserve">Тел. склада: </w:t>
       </w:r>
       <w:r>
-        <w:t xml:space="preserve">+73834288731</w:t>
+        <w:t xml:space="preserve">843 9728310</w:t>
       </w:r>
     </w:p>
     <w:p/>

--- a/tests/corpus_v2/docs/works_0004.docx
+++ b/tests/corpus_v2/docs/works_0004.docx
@@ -500,7 +500,13 @@
         <w:t xml:space="preserve">9.3. Контрольная запись: </w:t>
       </w:r>
       <w:r>
-        <w:t xml:space="preserve">46/2024-П</w:t>
+        <w:rPr>
+          <w:b/>
+        </w:rPr>
+        <w:t xml:space="preserve">46/20</w:t>
+      </w:r>
+      <w:r>
+        <w:t xml:space="preserve">24-П</w:t>
       </w:r>
       <w:r>
         <w:t xml:space="preserve">.</w:t>

--- a/tests/corpus_v2/docs/works_0004.docx
+++ b/tests/corpus_v2/docs/works_0004.docx
@@ -27,19 +27,19 @@
         <w:rPr>
           <w:b/>
         </w:rPr>
-        <w:t xml:space="preserve">65079/018-сс</w:t>
-      </w:r>
-    </w:p>
-    <w:p/>
-    <w:p>
-      <w:r>
-        <w:t xml:space="preserve">г. Нижний Новгород</w:t>
+        <w:t xml:space="preserve">89Ф-55080/10-551Д</w:t>
+      </w:r>
+    </w:p>
+    <w:p/>
+    <w:p>
+      <w:r>
+        <w:t xml:space="preserve">г. Пермь</w:t>
       </w:r>
       <w:r>
         <w:t xml:space="preserve">     </w:t>
       </w:r>
       <w:r>
-        <w:t xml:space="preserve">21 марта 2023 г.</w:t>
+        <w:t xml:space="preserve">5 апреля 2024 г.</w:t>
       </w:r>
     </w:p>
     <w:p/>
@@ -81,7 +81,7 @@
         <w:t xml:space="preserve">, с другой стороны, совместно именуемые «Стороны», заключили настоящий Договор № </w:t>
       </w:r>
       <w:r>
-        <w:t xml:space="preserve">72Ф-46291/16-846Д</w:t>
+        <w:t xml:space="preserve">83267/362-сс</w:t>
       </w:r>
       <w:r>
         <w:t xml:space="preserve"> (далее — Договор) о нижеследующем:</w:t>
@@ -128,7 +128,7 @@
         <w:t xml:space="preserve">Гарантийный срок на результат работ — </w:t>
       </w:r>
       <w:r>
-        <w:t xml:space="preserve">не позднее 20.02.2026</w:t>
+        <w:t xml:space="preserve">не позднее 07.10.2025</w:t>
       </w:r>
       <w:r>
         <w:t xml:space="preserve">.</w:t>
@@ -148,7 +148,7 @@
         <w:t xml:space="preserve">2.1. Общая цена Договора: </w:t>
       </w:r>
       <w:r>
-        <w:t xml:space="preserve">140 000 руб. 5 коп.</w:t>
+        <w:t xml:space="preserve">286 000 руб. 0 коп.</w:t>
       </w:r>
       <w:r>
         <w:t xml:space="preserve">, включая НДС </w:t>
@@ -160,7 +160,7 @@
         <w:t xml:space="preserve"> в размере </w:t>
       </w:r>
       <w:r>
-        <w:t xml:space="preserve">не менее 784 000 (Семисот восьмидесяти четырёх тысяч) рублей 00 копеек</w:t>
+        <w:t xml:space="preserve">не менее 625 000 (Шестисот двадцати пяти тысяч) рублей 00 копеек</w:t>
       </w:r>
       <w:r>
         <w:t xml:space="preserve">.</w:t>
@@ -503,10 +503,10 @@
         <w:rPr>
           <w:b/>
         </w:rPr>
-        <w:t xml:space="preserve">46/20</w:t>
-      </w:r>
-      <w:r>
-        <w:t xml:space="preserve">24-П</w:t>
+        <w:t xml:space="preserve">6/2</w:t>
+      </w:r>
+      <w:r>
+        <w:t xml:space="preserve">3</w:t>
       </w:r>
       <w:r>
         <w:t xml:space="preserve">.</w:t>
@@ -517,7 +517,7 @@
         <w:t xml:space="preserve">9.4. Контрольная запись: </w:t>
       </w:r>
       <w:r>
-        <w:t xml:space="preserve">Ч 870 000,84 (четыре миллиона восемьсот семьдесят тысяч) рублей</w:t>
+        <w:t xml:space="preserve">7Ч0 000,34 (семьсот сорок тысяч) рублей</w:t>
       </w:r>
       <w:r>
         <w:t xml:space="preserve">.</w:t>
@@ -580,7 +580,7 @@
               <w:t xml:space="preserve">Адрес регистрации: </w:t>
             </w:r>
             <w:r>
-              <w:t xml:space="preserve">603000, г. Нижний Новгород, ул. Лесная, д. 13, кв. 183</w:t>
+              <w:t xml:space="preserve">170100, г. Тверь, пер. Кутузовский, д. 41, кв. 62</w:t>
             </w:r>
           </w:p>
           <w:p>
@@ -619,7 +619,7 @@
               <w:t xml:space="preserve">Тел.: </w:t>
             </w:r>
             <w:r>
-              <w:t xml:space="preserve">8-812-903-54-20</w:t>
+              <w:t xml:space="preserve">8-383-866-13-64</w:t>
             </w:r>
           </w:p>
           <w:p>
@@ -627,7 +627,7 @@
               <w:t xml:space="preserve">E-mail: </w:t>
             </w:r>
             <w:r>
-              <w:t xml:space="preserve">belov@bk.ru</w:t>
+              <w:t xml:space="preserve">belov@gmail.com</w:t>
             </w:r>
           </w:p>
           <w:p/>
@@ -654,7 +654,7 @@
           </w:p>
           <w:p>
             <w:r>
-              <w:t xml:space="preserve">Казань, Пушкина 90</w:t>
+              <w:t xml:space="preserve">Тверь, Ленина 1</w:t>
             </w:r>
           </w:p>
           <w:p>
@@ -670,7 +670,7 @@
               <w:t xml:space="preserve">Адрес регистрации: </w:t>
             </w:r>
             <w:r>
-              <w:t xml:space="preserve">141400, г. Химки, просп. Октябрьская, д. 17, кв. 54</w:t>
+              <w:t xml:space="preserve">420111, г. Казань, пер. Садовая, д. 23, кв. 18</w:t>
             </w:r>
           </w:p>
           <w:p>
@@ -709,7 +709,7 @@
               <w:t xml:space="preserve">Тел.: </w:t>
             </w:r>
             <w:r>
-              <w:t xml:space="preserve">+7 (383) 732-71-14 доб. 513</w:t>
+              <w:t xml:space="preserve">8(383)7752885</w:t>
             </w:r>
           </w:p>
           <w:p>
@@ -717,7 +717,7 @@
               <w:t xml:space="preserve">E-mail: </w:t>
             </w:r>
             <w:r>
-              <w:t xml:space="preserve">mihaylov@gmail.com</w:t>
+              <w:t xml:space="preserve">mihaylov@sibtrans.ru</w:t>
             </w:r>
           </w:p>
           <w:p/>
@@ -836,7 +836,7 @@
         <w:t xml:space="preserve">Адрес склада грузополучателя: </w:t>
       </w:r>
       <w:r>
-        <w:t xml:space="preserve">620014, г. Екатеринбург, бул. Садовая, д. 15, кв. 15</w:t>
+        <w:t xml:space="preserve">143400, г. Красногорск, ул. Полевая, д. 42, кв. 96</w:t>
       </w:r>
       <w:r>
         <w:t xml:space="preserve">.</w:t>
@@ -847,7 +847,7 @@
         <w:t xml:space="preserve">Кладовщик: </w:t>
       </w:r>
       <w:r>
-        <w:t xml:space="preserve">Петров Егор Павлович</w:t>
+        <w:t xml:space="preserve">Киселёв Роман Петрович</w:t>
       </w:r>
     </w:p>
     <w:p>
@@ -855,7 +855,7 @@
         <w:t xml:space="preserve">Тел. склада: </w:t>
       </w:r>
       <w:r>
-        <w:t xml:space="preserve">843 9728310</w:t>
+        <w:t xml:space="preserve">8(495)5762828</w:t>
       </w:r>
     </w:p>
     <w:p/>

--- a/tests/corpus_v2/docs/works_0004.docx
+++ b/tests/corpus_v2/docs/works_0004.docx
@@ -265,10 +265,16 @@
         <w:t xml:space="preserve">МКАС при ТПП РФ</w:t>
       </w:r>
       <w:r>
+        <w:t xml:space="preserve">. Товар отгружается с сопроводительным документом паспорт качества № </w:t>
+      </w:r>
+      <w:r>
+        <w:t xml:space="preserve">74 25 229691</w:t>
+      </w:r>
+      <w:r>
         <w:t xml:space="preserve">. Цена — </w:t>
       </w:r>
       <w:r>
-        <w:t xml:space="preserve">83700002 (Восемьдесят три миллиона семьсот тысяч два) рубля</w:t>
+        <w:t xml:space="preserve">461002 (Четыреста шестьдесят одна тысяча два) рубля</w:t>
       </w:r>
       <w:r>
         <w:t xml:space="preserve">, НДС не облагается</w:t>
@@ -291,7 +297,7 @@
         <w:t xml:space="preserve">3.1. Место исполнения обязательств: </w:t>
       </w:r>
       <w:r>
-        <w:t xml:space="preserve">143400, г. Красногорск, бул. Кирова, д. 22, кв. 147</w:t>
+        <w:t xml:space="preserve">443010, г. Самара, бул. Строителей, д. 88, кв. 69</w:t>
       </w:r>
       <w:r>
         <w:t xml:space="preserve">.</w:t>
@@ -308,7 +314,7 @@
         <w:t xml:space="preserve"> по телефону </w:t>
       </w:r>
       <w:r>
-        <w:t xml:space="preserve">+78438599744</w:t>
+        <w:t xml:space="preserve">+7 812 416 54 25</w:t>
       </w:r>
       <w:r>
         <w:t xml:space="preserve">.</w:t>
@@ -319,7 +325,7 @@
         <w:t xml:space="preserve">3.3. Срок исполнения обязательств — </w:t>
       </w:r>
       <w:r>
-        <w:t xml:space="preserve">в течение пяти дней с момента подписания акта</w:t>
+        <w:t xml:space="preserve">в течение двадцати дней с момента подписания акта</w:t>
       </w:r>
       <w:r>
         <w:t xml:space="preserve">.</w:t>
@@ -378,7 +384,7 @@
         <w:t xml:space="preserve">Сторона, для которой создалась невозможность исполнения, обязана уведомить другую Сторону. Срок уведомления — </w:t>
       </w:r>
       <w:r>
-        <w:t xml:space="preserve">в течение 14 рабочих дней со дня предъявления требования</w:t>
+        <w:t xml:space="preserve">в течение 20 рабочих дней со дня предъявления требования</w:t>
       </w:r>
       <w:r>
         <w:t xml:space="preserve">.</w:t>
@@ -392,7 +398,7 @@
         <w:t xml:space="preserve">Все споры и разногласия решаются путём переговоров. Претензионный порядок обязателен, срок ответа на претензию — </w:t>
       </w:r>
       <w:r>
-        <w:t xml:space="preserve">не позднее 12.02.2026</w:t>
+        <w:t xml:space="preserve">не позднее 26.07.2025</w:t>
       </w:r>
       <w:r>
         <w:t xml:space="preserve">.</w:t>
@@ -486,10 +492,10 @@
         <w:rPr>
           <w:b/>
         </w:rPr>
-        <w:t xml:space="preserve">в течение 1</w:t>
-      </w:r>
-      <w:r>
-        <w:t xml:space="preserve">4 (Четырнадцати) рабочих дней с момента выставления счета</w:t>
+        <w:t xml:space="preserve">в течение 4</w:t>
+      </w:r>
+      <w:r>
+        <w:t xml:space="preserve">5 (Сорока пяти) рабочих дней с момента выставления счета</w:t>
       </w:r>
       <w:r>
         <w:t xml:space="preserve">.</w:t>
@@ -503,10 +509,10 @@
         <w:rPr>
           <w:b/>
         </w:rPr>
-        <w:t xml:space="preserve">6/2</w:t>
-      </w:r>
-      <w:r>
-        <w:t xml:space="preserve">3</w:t>
+        <w:t xml:space="preserve">5/2</w:t>
+      </w:r>
+      <w:r>
+        <w:t xml:space="preserve">0</w:t>
       </w:r>
       <w:r>
         <w:t xml:space="preserve">.</w:t>
@@ -517,7 +523,7 @@
         <w:t xml:space="preserve">9.4. Контрольная запись: </w:t>
       </w:r>
       <w:r>
-        <w:t xml:space="preserve">7Ч0 000,34 (семьсот сорок тысяч) рублей</w:t>
+        <w:t xml:space="preserve">56 600 0О0,З7 (пятьдесят шесть миллионов шестьсот тысяч) рублей</w:t>
       </w:r>
       <w:r>
         <w:t xml:space="preserve">.</w:t>
@@ -580,7 +586,7 @@
               <w:t xml:space="preserve">Адрес регистрации: </w:t>
             </w:r>
             <w:r>
-              <w:t xml:space="preserve">170100, г. Тверь, пер. Кутузовский, д. 41, кв. 62</w:t>
+              <w:t xml:space="preserve">190000, г. Санкт-Петербург, пер. Заречная, д. 45, кв. 22</w:t>
             </w:r>
           </w:p>
           <w:p>
@@ -619,7 +625,7 @@
               <w:t xml:space="preserve">Тел.: </w:t>
             </w:r>
             <w:r>
-              <w:t xml:space="preserve">8-383-866-13-64</w:t>
+              <w:t xml:space="preserve">383 4164739</w:t>
             </w:r>
           </w:p>
           <w:p>
@@ -627,7 +633,7 @@
               <w:t xml:space="preserve">E-mail: </w:t>
             </w:r>
             <w:r>
-              <w:t xml:space="preserve">belov@gmail.com</w:t>
+              <w:t xml:space="preserve">belov@yandex.ru</w:t>
             </w:r>
           </w:p>
           <w:p/>
@@ -654,7 +660,7 @@
           </w:p>
           <w:p>
             <w:r>
-              <w:t xml:space="preserve">Тверь, Ленина 1</w:t>
+              <w:t xml:space="preserve">Воронеж, Строителей 61</w:t>
             </w:r>
           </w:p>
           <w:p>
@@ -670,7 +676,7 @@
               <w:t xml:space="preserve">Адрес регистрации: </w:t>
             </w:r>
             <w:r>
-              <w:t xml:space="preserve">420111, г. Казань, пер. Садовая, д. 23, кв. 18</w:t>
+              <w:t xml:space="preserve">420111, г. Казань, ш. Кутузовский, д. 62, кв. 9</w:t>
             </w:r>
           </w:p>
           <w:p>
@@ -709,7 +715,7 @@
               <w:t xml:space="preserve">Тел.: </w:t>
             </w:r>
             <w:r>
-              <w:t xml:space="preserve">8(383)7752885</w:t>
+              <w:t xml:space="preserve">+74992979036</w:t>
             </w:r>
           </w:p>
           <w:p>
@@ -717,7 +723,7 @@
               <w:t xml:space="preserve">E-mail: </w:t>
             </w:r>
             <w:r>
-              <w:t xml:space="preserve">mihaylov@sibtrans.ru</w:t>
+              <w:t xml:space="preserve">mihaylov@inbox.ru</w:t>
             </w:r>
           </w:p>
           <w:p/>
@@ -836,7 +842,7 @@
         <w:t xml:space="preserve">Адрес склада грузополучателя: </w:t>
       </w:r>
       <w:r>
-        <w:t xml:space="preserve">143400, г. Красногорск, ул. Полевая, д. 42, кв. 96</w:t>
+        <w:t xml:space="preserve">143400, г. Красногорск, ул. Мира, д. 14, кв. 11</w:t>
       </w:r>
       <w:r>
         <w:t xml:space="preserve">.</w:t>
@@ -847,7 +853,7 @@
         <w:t xml:space="preserve">Кладовщик: </w:t>
       </w:r>
       <w:r>
-        <w:t xml:space="preserve">Киселёв Роман Петрович</w:t>
+        <w:t xml:space="preserve">Иванова Мария Алексеевна</w:t>
       </w:r>
     </w:p>
     <w:p>
@@ -855,7 +861,7 @@
         <w:t xml:space="preserve">Тел. склада: </w:t>
       </w:r>
       <w:r>
-        <w:t xml:space="preserve">8(495)5762828</w:t>
+        <w:t xml:space="preserve">+7 383 737 53 93</w:t>
       </w:r>
     </w:p>
     <w:p/>

--- a/tests/corpus_v2/docs/works_0004.docx
+++ b/tests/corpus_v2/docs/works_0004.docx
@@ -271,10 +271,46 @@
         <w:t xml:space="preserve">74 25 229691</w:t>
       </w:r>
       <w:r>
+        <w:t xml:space="preserve">. К партии приложен паспорт изделия № </w:t>
+      </w:r>
+      <w:r>
+        <w:t xml:space="preserve">57 06 600088</w:t>
+      </w:r>
+      <w:r>
+        <w:t xml:space="preserve">. Оборудование поставляется с паспортом транспортного средства № </w:t>
+      </w:r>
+      <w:r>
+        <w:t xml:space="preserve">56 14 778031</w:t>
+      </w:r>
+      <w:r>
+        <w:t xml:space="preserve">. Приёмка производится согласно техническому паспорту </w:t>
+      </w:r>
+      <w:r>
+        <w:t xml:space="preserve">88 09 089050</w:t>
+      </w:r>
+      <w:r>
+        <w:t xml:space="preserve">. СНИЛС не указан, номер заказа </w:t>
+      </w:r>
+      <w:r>
+        <w:t xml:space="preserve">320-317-356 15</w:t>
+      </w:r>
+      <w:r>
+        <w:t xml:space="preserve">. Дата рождения не проставлена, документ выдан </w:t>
+      </w:r>
+      <w:r>
+        <w:t xml:space="preserve">12.05.2020</w:t>
+      </w:r>
+      <w:r>
+        <w:t xml:space="preserve">. Код подразделения, см. артикул </w:t>
+      </w:r>
+      <w:r>
+        <w:t xml:space="preserve">816-435</w:t>
+      </w:r>
+      <w:r>
         <w:t xml:space="preserve">. Цена — </w:t>
       </w:r>
       <w:r>
-        <w:t xml:space="preserve">461002 (Четыреста шестьдесят одна тысяча два) рубля</w:t>
+        <w:t xml:space="preserve">740002 (Семьсот сорок тысяч два) рубля</w:t>
       </w:r>
       <w:r>
         <w:t xml:space="preserve">, НДС не облагается</w:t>
@@ -297,7 +333,7 @@
         <w:t xml:space="preserve">3.1. Место исполнения обязательств: </w:t>
       </w:r>
       <w:r>
-        <w:t xml:space="preserve">443010, г. Самара, бул. Строителей, д. 88, кв. 69</w:t>
+        <w:t xml:space="preserve">141300, г. Сергиев Посад, наб. Победы, д. 42, кв. 140</w:t>
       </w:r>
       <w:r>
         <w:t xml:space="preserve">.</w:t>
@@ -314,7 +350,7 @@
         <w:t xml:space="preserve"> по телефону </w:t>
       </w:r>
       <w:r>
-        <w:t xml:space="preserve">+7 812 416 54 25</w:t>
+        <w:t xml:space="preserve">812 8411274</w:t>
       </w:r>
       <w:r>
         <w:t xml:space="preserve">.</w:t>
@@ -325,7 +361,7 @@
         <w:t xml:space="preserve">3.3. Срок исполнения обязательств — </w:t>
       </w:r>
       <w:r>
-        <w:t xml:space="preserve">в течение двадцати дней с момента подписания акта</w:t>
+        <w:t xml:space="preserve">в течение трех дней с момента подписания акта</w:t>
       </w:r>
       <w:r>
         <w:t xml:space="preserve">.</w:t>
@@ -362,7 +398,7 @@
         <w:t xml:space="preserve">. Предельный размер ответственности: </w:t>
       </w:r>
       <w:r>
-        <w:t xml:space="preserve">10 (десять) процентов за каждый день просрочки</w:t>
+        <w:t xml:space="preserve">20 (двадцать) процентов за каждый день просрочки</w:t>
       </w:r>
       <w:r>
         <w:t xml:space="preserve">.</w:t>
@@ -384,7 +420,7 @@
         <w:t xml:space="preserve">Сторона, для которой создалась невозможность исполнения, обязана уведомить другую Сторону. Срок уведомления — </w:t>
       </w:r>
       <w:r>
-        <w:t xml:space="preserve">в течение 20 рабочих дней со дня предъявления требования</w:t>
+        <w:t xml:space="preserve">в течение 30 рабочих дней со дня предъявления требования</w:t>
       </w:r>
       <w:r>
         <w:t xml:space="preserve">.</w:t>
@@ -398,7 +434,7 @@
         <w:t xml:space="preserve">Все споры и разногласия решаются путём переговоров. Претензионный порядок обязателен, срок ответа на претензию — </w:t>
       </w:r>
       <w:r>
-        <w:t xml:space="preserve">не позднее 26.07.2025</w:t>
+        <w:t xml:space="preserve">не позднее 16.09.2025</w:t>
       </w:r>
       <w:r>
         <w:t xml:space="preserve">.</w:t>
@@ -492,10 +528,10 @@
         <w:rPr>
           <w:b/>
         </w:rPr>
-        <w:t xml:space="preserve">в течение 4</w:t>
-      </w:r>
-      <w:r>
-        <w:t xml:space="preserve">5 (Сорока пяти) рабочих дней с момента выставления счета</w:t>
+        <w:t xml:space="preserve">в течение 1</w:t>
+      </w:r>
+      <w:r>
+        <w:t xml:space="preserve">4 (Четырнадцати) рабочих дней с момента выставления счета</w:t>
       </w:r>
       <w:r>
         <w:t xml:space="preserve">.</w:t>
@@ -509,10 +545,10 @@
         <w:rPr>
           <w:b/>
         </w:rPr>
-        <w:t xml:space="preserve">5/2</w:t>
-      </w:r>
-      <w:r>
-        <w:t xml:space="preserve">0</w:t>
+        <w:t xml:space="preserve">5/1</w:t>
+      </w:r>
+      <w:r>
+        <w:t xml:space="preserve">6</w:t>
       </w:r>
       <w:r>
         <w:t xml:space="preserve">.</w:t>
@@ -523,7 +559,7 @@
         <w:t xml:space="preserve">9.4. Контрольная запись: </w:t>
       </w:r>
       <w:r>
-        <w:t xml:space="preserve">56 600 0О0,З7 (пятьдесят шесть миллионов шестьсот тысяч) рублей</w:t>
+        <w:t xml:space="preserve">57 8О0 000,17 (пятьдесят семь миллионов восемьсот тысяч) рублей</w:t>
       </w:r>
       <w:r>
         <w:t xml:space="preserve">.</w:t>
@@ -586,7 +622,7 @@
               <w:t xml:space="preserve">Адрес регистрации: </w:t>
             </w:r>
             <w:r>
-              <w:t xml:space="preserve">190000, г. Санкт-Петербург, пер. Заречная, д. 45, кв. 22</w:t>
+              <w:t xml:space="preserve">443010, г. Самара, проезд Лесная, д. 5, кв. 104</w:t>
             </w:r>
           </w:p>
           <w:p>
@@ -625,7 +661,7 @@
               <w:t xml:space="preserve">Тел.: </w:t>
             </w:r>
             <w:r>
-              <w:t xml:space="preserve">383 4164739</w:t>
+              <w:t xml:space="preserve">8(499)7473659</w:t>
             </w:r>
           </w:p>
           <w:p>
@@ -633,7 +669,7 @@
               <w:t xml:space="preserve">E-mail: </w:t>
             </w:r>
             <w:r>
-              <w:t xml:space="preserve">belov@yandex.ru</w:t>
+              <w:t xml:space="preserve">belov@inbox.ru</w:t>
             </w:r>
           </w:p>
           <w:p/>
@@ -660,7 +696,7 @@
           </w:p>
           <w:p>
             <w:r>
-              <w:t xml:space="preserve">Воронеж, Строителей 61</w:t>
+              <w:t xml:space="preserve">Одинцово, Профсоюзная 1</w:t>
             </w:r>
           </w:p>
           <w:p>
@@ -676,7 +712,7 @@
               <w:t xml:space="preserve">Адрес регистрации: </w:t>
             </w:r>
             <w:r>
-              <w:t xml:space="preserve">420111, г. Казань, ш. Кутузовский, д. 62, кв. 9</w:t>
+              <w:t xml:space="preserve">630099, г. Новосибирск, проезд Лесная, д. 15, кв. 15</w:t>
             </w:r>
           </w:p>
           <w:p>
@@ -715,7 +751,7 @@
               <w:t xml:space="preserve">Тел.: </w:t>
             </w:r>
             <w:r>
-              <w:t xml:space="preserve">+74992979036</w:t>
+              <w:t xml:space="preserve">+7 495 993 90 74</w:t>
             </w:r>
           </w:p>
           <w:p>
@@ -842,7 +878,7 @@
         <w:t xml:space="preserve">Адрес склада грузополучателя: </w:t>
       </w:r>
       <w:r>
-        <w:t xml:space="preserve">143400, г. Красногорск, ул. Мира, д. 14, кв. 11</w:t>
+        <w:t xml:space="preserve">190000, г. Санкт-Петербург, ул. Кирова, д. 68, кв. 160</w:t>
       </w:r>
       <w:r>
         <w:t xml:space="preserve">.</w:t>
@@ -853,7 +889,7 @@
         <w:t xml:space="preserve">Кладовщик: </w:t>
       </w:r>
       <w:r>
-        <w:t xml:space="preserve">Иванова Мария Алексеевна</w:t>
+        <w:t xml:space="preserve">Петрова Елена Павловна</w:t>
       </w:r>
     </w:p>
     <w:p>
@@ -861,7 +897,7 @@
         <w:t xml:space="preserve">Тел. склада: </w:t>
       </w:r>
       <w:r>
-        <w:t xml:space="preserve">+7 383 737 53 93</w:t>
+        <w:t xml:space="preserve">+74954934812</w:t>
       </w:r>
     </w:p>
     <w:p/>

--- a/tests/corpus_v2/docs/works_0004.docx
+++ b/tests/corpus_v2/docs/works_0004.docx
@@ -319,262 +319,120 @@
         <w:t xml:space="preserve">.</w:t>
       </w:r>
     </w:p>
-    <w:p/>
-    <w:p>
-      <w:r>
-        <w:rPr>
-          <w:b/>
-        </w:rPr>
-        <w:t xml:space="preserve">3. МЕСТО И СРОКИ ИСПОЛНЕНИЯ</w:t>
-      </w:r>
-    </w:p>
-    <w:p>
-      <w:r>
-        <w:t xml:space="preserve">3.1. Место исполнения обязательств: </w:t>
-      </w:r>
-      <w:r>
-        <w:t xml:space="preserve">141300, г. Сергиев Посад, наб. Победы, д. 42, кв. 140</w:t>
-      </w:r>
-      <w:r>
-        <w:t xml:space="preserve">.</w:t>
-      </w:r>
-    </w:p>
-    <w:p>
-      <w:r>
-        <w:t xml:space="preserve">3.2. Уведомления направляются </w:t>
-      </w:r>
-      <w:r>
-        <w:t xml:space="preserve">Михайлову Петру Сергеевичу</w:t>
-      </w:r>
-      <w:r>
-        <w:t xml:space="preserve"> по телефону </w:t>
-      </w:r>
-      <w:r>
-        <w:t xml:space="preserve">812 8411274</w:t>
-      </w:r>
-      <w:r>
-        <w:t xml:space="preserve">.</w:t>
-      </w:r>
-    </w:p>
-    <w:p>
-      <w:r>
-        <w:t xml:space="preserve">3.3. Срок исполнения обязательств — </w:t>
-      </w:r>
-      <w:r>
-        <w:t xml:space="preserve">в течение трех дней с момента подписания акта</w:t>
-      </w:r>
-      <w:r>
-        <w:t xml:space="preserve">.</w:t>
-      </w:r>
-    </w:p>
-    <w:p/>
-    <w:p>
-      <w:r>
-        <w:rPr>
-          <w:b/>
-        </w:rPr>
-        <w:t xml:space="preserve">4. ПРОЧИЕ УСЛОВИЯ</w:t>
-      </w:r>
-    </w:p>
-    <w:p>
-      <w:r>
-        <w:t xml:space="preserve">4.1. </w:t>
-      </w:r>
-      <w:r>
-        <w:t xml:space="preserve">Стороны несут ответственность за неисполнение или ненадлежащее исполнение обязательств в соответствии с законодательством Российской Федерации.</w:t>
-      </w:r>
-    </w:p>
-    <w:p>
-      <w:r>
-        <w:t xml:space="preserve">4.2. </w:t>
-      </w:r>
-      <w:r>
-        <w:t xml:space="preserve">Размер неустойки за нарушение сроков оплаты: </w:t>
-      </w:r>
-      <w:r>
-        <w:t xml:space="preserve">1/130 ключевой ставки ЦБ РФ от стоимости неоплаченных работ</w:t>
-      </w:r>
-      <w:r>
-        <w:t xml:space="preserve">. Предельный размер ответственности: </w:t>
-      </w:r>
-      <w:r>
-        <w:t xml:space="preserve">20 (двадцать) процентов за каждый день просрочки</w:t>
-      </w:r>
-      <w:r>
-        <w:t xml:space="preserve">.</w:t>
-      </w:r>
-    </w:p>
-    <w:p>
-      <w:r>
-        <w:t xml:space="preserve">4.3. </w:t>
-      </w:r>
-      <w:r>
-        <w:t xml:space="preserve">Стороны освобождаются от ответственности при наступлении обстоятельств непреодолимой силы, если они прямо повлияли на исполнение обязательств.</w:t>
-      </w:r>
-    </w:p>
-    <w:p>
-      <w:r>
-        <w:t xml:space="preserve">4.4. </w:t>
-      </w:r>
-      <w:r>
-        <w:t xml:space="preserve">Сторона, для которой создалась невозможность исполнения, обязана уведомить другую Сторону. Срок уведомления — </w:t>
-      </w:r>
-      <w:r>
-        <w:t xml:space="preserve">в течение 30 рабочих дней со дня предъявления требования</w:t>
-      </w:r>
-      <w:r>
-        <w:t xml:space="preserve">.</w:t>
-      </w:r>
-    </w:p>
-    <w:p>
-      <w:r>
-        <w:t xml:space="preserve">4.5. </w:t>
-      </w:r>
-      <w:r>
-        <w:t xml:space="preserve">Все споры и разногласия решаются путём переговоров. Претензионный порядок обязателен, срок ответа на претензию — </w:t>
-      </w:r>
-      <w:r>
-        <w:t xml:space="preserve">не позднее 16.09.2025</w:t>
-      </w:r>
-      <w:r>
-        <w:t xml:space="preserve">.</w:t>
-      </w:r>
-    </w:p>
-    <w:p/>
-    <w:p/>
-    <w:p>
-      <w:r>
-        <w:rPr>
-          <w:b/>
-        </w:rPr>
-        <w:t xml:space="preserve">10. ДОПОЛНИТЕЛЬНЫЕ СВЕДЕНИЯ О СТОРОНАХ</w:t>
-      </w:r>
-    </w:p>
-    <w:p>
-      <w:r>
-        <w:t xml:space="preserve">подписано </w:t>
-      </w:r>
-      <w:r>
-        <w:t xml:space="preserve">михайловым петром сергеевичем</w:t>
-      </w:r>
-    </w:p>
-    <w:p>
-      <w:r>
-        <w:t xml:space="preserve">Претензии направляются </w:t>
-      </w:r>
-      <w:r>
-        <w:t xml:space="preserve">Михайлову Петру Сергеевичу</w:t>
-      </w:r>
-      <w:r>
-        <w:t xml:space="preserve">; ответ подписывается </w:t>
-      </w:r>
-      <w:r>
-        <w:t xml:space="preserve">Михайловым Петром Сергеевичем</w:t>
-      </w:r>
-      <w:r>
-        <w:t xml:space="preserve">; интересы </w:t>
-      </w:r>
-      <w:r>
-        <w:t xml:space="preserve">Михайлова Петра Сергеевича</w:t>
-      </w:r>
-      <w:r>
-        <w:t xml:space="preserve"> представляет </w:t>
-      </w:r>
-      <w:r>
-        <w:t xml:space="preserve">Михайлов Пётр Сергеевич</w:t>
-      </w:r>
-      <w:r>
-        <w:t xml:space="preserve">; копия вручается </w:t>
-      </w:r>
-      <w:r>
-        <w:t xml:space="preserve">Михайлов П. С.</w:t>
-      </w:r>
-      <w:r>
-        <w:t xml:space="preserve"> лично.</w:t>
-      </w:r>
-    </w:p>
-    <w:p/>
-    <w:p/>
-    <w:p>
-      <w:r>
-        <w:rPr>
-          <w:b/>
-        </w:rPr>
-        <w:t xml:space="preserve">9. КОНТРОЛЬНЫЕ ВЕЛИЧИНЫ</w:t>
-      </w:r>
-    </w:p>
-    <w:p>
-      <w:r>
-        <w:t xml:space="preserve">9.1. Контрольная запись: </w:t>
-      </w:r>
-      <w:r>
-        <w:rPr>
-          <w:b/>
-        </w:rPr>
-        <w:t xml:space="preserve">1/3</w:t>
-      </w:r>
-      <w:r>
-        <w:t xml:space="preserve">00 ключевой ставки ЦБ РФ от цены Договора</w:t>
-      </w:r>
-      <w:r>
-        <w:t xml:space="preserve">.</w:t>
-      </w:r>
-    </w:p>
-    <w:p>
-      <w:r>
-        <w:t xml:space="preserve">9.2. Контрольная запись: </w:t>
-      </w:r>
-      <w:r>
-        <w:rPr>
-          <w:b/>
-        </w:rPr>
-        <w:t xml:space="preserve">в течение 1</w:t>
-      </w:r>
-      <w:r>
-        <w:t xml:space="preserve">4 (Четырнадцати) рабочих дней с момента выставления счета</w:t>
-      </w:r>
-      <w:r>
-        <w:t xml:space="preserve">.</w:t>
-      </w:r>
-    </w:p>
-    <w:p>
-      <w:r>
-        <w:t xml:space="preserve">9.3. Контрольная запись: </w:t>
-      </w:r>
-      <w:r>
-        <w:rPr>
-          <w:b/>
-        </w:rPr>
-        <w:t xml:space="preserve">5/1</w:t>
-      </w:r>
-      <w:r>
-        <w:t xml:space="preserve">6</w:t>
-      </w:r>
-      <w:r>
-        <w:t xml:space="preserve">.</w:t>
-      </w:r>
-    </w:p>
-    <w:p>
-      <w:r>
-        <w:t xml:space="preserve">9.4. Контрольная запись: </w:t>
-      </w:r>
-      <w:r>
-        <w:t xml:space="preserve">57 8О0 000,17 (пятьдесят семь миллионов восемьсот тысяч) рублей</w:t>
-      </w:r>
-      <w:r>
-        <w:t xml:space="preserve">.</w:t>
-      </w:r>
-    </w:p>
-    <w:p/>
-    <w:p>
-      <w:r>
-        <w:rPr>
-          <w:b/>
-        </w:rPr>
-        <w:t xml:space="preserve">РЕКВИЗИТЫ И ПОДПИСИ СТОРОН</w:t>
-      </w:r>
-    </w:p>
-    <w:p/>
+    <w:p>
+      <w:r>
+        <w:t xml:space="preserve">2.5. </w:t>
+      </w:r>
+      <w:r>
+        <w:t xml:space="preserve">Товар маркирован штрихкодом </w:t>
+      </w:r>
+      <w:r>
+        <w:t xml:space="preserve">4608092134573</w:t>
+      </w:r>
+      <w:r>
+        <w:t xml:space="preserve">. Код контрагента по ОКПО — </w:t>
+      </w:r>
+      <w:r>
+        <w:t xml:space="preserve">9982396367</w:t>
+      </w:r>
+      <w:r>
+        <w:t xml:space="preserve">. Оборудование учтено под инвентарным номером </w:t>
+      </w:r>
+      <w:r>
+        <w:t xml:space="preserve">049910690</w:t>
+      </w:r>
+      <w:r>
+        <w:t xml:space="preserve">, складской позиции присвоен номер </w:t>
+      </w:r>
+      <w:r>
+        <w:t xml:space="preserve">315626603</w:t>
+      </w:r>
+      <w:r>
+        <w:t xml:space="preserve">.</w:t>
+      </w:r>
+    </w:p>
+    <w:p>
+      <w:r>
+        <w:t xml:space="preserve">2.6. </w:t>
+      </w:r>
+      <w:r>
+        <w:t xml:space="preserve">Оплата по счёту-фактуре на КБК </w:t>
+      </w:r>
+      <w:r>
+        <w:t xml:space="preserve">18210101011011000112</w:t>
+      </w:r>
+      <w:r>
+        <w:t xml:space="preserve">. ИНН не присвоен, регистрационный № </w:t>
+      </w:r>
+      <w:r>
+        <w:t xml:space="preserve">2150627687</w:t>
+      </w:r>
+      <w:r>
+        <w:t xml:space="preserve">. ИНН не присвоен, платёжный документ № </w:t>
+      </w:r>
+      <w:r>
+        <w:t xml:space="preserve">440530167021</w:t>
+      </w:r>
+      <w:r>
+        <w:t xml:space="preserve">. Заказчик действует в лице </w:t>
+      </w:r>
+      <w:r>
+        <w:t xml:space="preserve">уполномоченного представителя</w:t>
+      </w:r>
+      <w:r>
+        <w:t xml:space="preserve">, назначаемого приказом.</w:t>
+      </w:r>
+    </w:p>
+    <w:p>
+      <w:r>
+        <w:t xml:space="preserve">2.7. </w:t>
+      </w:r>
+      <w:r>
+        <w:t xml:space="preserve">Массовая доля влаги в товаре — </w:t>
+      </w:r>
+      <w:r>
+        <w:t xml:space="preserve">не более 15 %</w:t>
+      </w:r>
+      <w:r>
+        <w:t xml:space="preserve">. Товар подлежит хранению </w:t>
+      </w:r>
+      <w:r>
+        <w:t xml:space="preserve">в течение 48 часов</w:t>
+      </w:r>
+      <w:r>
+        <w:t xml:space="preserve"> при температуре не выше +4 °C. Срок исковой давности по требованиям, вытекающим из Договора, составляет </w:t>
+      </w:r>
+      <w:r>
+        <w:t xml:space="preserve">в течение трёх лет</w:t>
+      </w:r>
+      <w:r>
+        <w:t xml:space="preserve">, как установлено статьёй 196 Гражданского кодекса Российской Федерации. Обработка данных ведётся согласно Федеральному закону от 27.07.2006 № 152-ФЗ </w:t>
+      </w:r>
+      <w:r>
+        <w:t xml:space="preserve">«О персональных данных»</w:t>
+      </w:r>
+      <w:r>
+        <w:t xml:space="preserve">. Товар поставляется под маркой </w:t>
+      </w:r>
+      <w:r>
+        <w:t xml:space="preserve">«Стандарт»</w:t>
+      </w:r>
+      <w:r>
+        <w:t xml:space="preserve">. Влажность определяется </w:t>
+      </w:r>
+      <w:r>
+        <w:t xml:space="preserve">по методу Кьельдаля</w:t>
+      </w:r>
+      <w:r>
+        <w:t xml:space="preserve">. Споры передаются на рассмотрение в Арбитражный суд </w:t>
+      </w:r>
+      <w:r>
+        <w:t xml:space="preserve">города Москвы</w:t>
+      </w:r>
+      <w:r>
+        <w:t xml:space="preserve">.</w:t>
+      </w:r>
+    </w:p>
     <w:tbl>
       <w:tblPr>
         <w:tblW w:w="9360" w:type="dxa"/>
@@ -598,87 +456,7 @@
           </w:tcPr>
           <w:p>
             <w:r>
-              <w:rPr>
-                <w:b/>
-              </w:rPr>
-              <w:t xml:space="preserve">Подрядчик:</w:t>
-            </w:r>
-          </w:p>
-          <w:p>
-            <w:r>
-              <w:t xml:space="preserve">Белов Павел Павлович</w:t>
-            </w:r>
-          </w:p>
-          <w:p>
-            <w:r>
-              <w:t xml:space="preserve">Индивидуальный предприниматель </w:t>
-            </w:r>
-            <w:r>
-              <w:t xml:space="preserve">Белов Павел Павлович</w:t>
-            </w:r>
-          </w:p>
-          <w:p>
-            <w:r>
-              <w:t xml:space="preserve">Адрес регистрации: </w:t>
-            </w:r>
-            <w:r>
-              <w:t xml:space="preserve">443010, г. Самара, проезд Лесная, д. 5, кв. 104</w:t>
-            </w:r>
-          </w:p>
-          <w:p>
-            <w:r>
-              <w:t xml:space="preserve">ИНН </w:t>
-            </w:r>
-            <w:r>
-              <w:t xml:space="preserve">771725772850</w:t>
-            </w:r>
-            <w:r>
-              <w:t xml:space="preserve"> ОГРНИП </w:t>
-            </w:r>
-            <w:r>
-              <w:t xml:space="preserve">392813099591532</w:t>
-            </w:r>
-          </w:p>
-          <w:p>
-            <w:r>
-              <w:t xml:space="preserve">р/с </w:t>
-            </w:r>
-            <w:r>
-              <w:t xml:space="preserve">40802810593174912869</w:t>
-            </w:r>
-            <w:r>
-              <w:t xml:space="preserve"> в Филиал «Центральный» ПАО «Совкомбанк»</w:t>
-            </w:r>
-            <w:r>
-              <w:t xml:space="preserve">, БИК </w:t>
-            </w:r>
-            <w:r>
-              <w:t xml:space="preserve">044525360</w:t>
-            </w:r>
-          </w:p>
-          <w:p>
-            <w:r>
-              <w:t xml:space="preserve">Тел.: </w:t>
-            </w:r>
-            <w:r>
-              <w:t xml:space="preserve">8(499)7473659</w:t>
-            </w:r>
-          </w:p>
-          <w:p>
-            <w:r>
-              <w:t xml:space="preserve">E-mail: </w:t>
-            </w:r>
-            <w:r>
-              <w:t xml:space="preserve">belov@inbox.ru</w:t>
-            </w:r>
-          </w:p>
-          <w:p/>
-          <w:p>
-            <w:r>
-              <w:t xml:space="preserve">ИП ______________ </w:t>
-            </w:r>
-            <w:r>
-              <w:t xml:space="preserve">Белов П. П.</w:t>
+              <w:t xml:space="preserve">8</w:t>
             </w:r>
           </w:p>
         </w:tc>
@@ -688,6 +466,381 @@
           </w:tcPr>
           <w:p>
             <w:r>
+              <w:t xml:space="preserve">4486412039</w:t>
+            </w:r>
+          </w:p>
+        </w:tc>
+      </w:tr>
+    </w:tbl>
+    <w:p/>
+    <w:p>
+      <w:r>
+        <w:rPr>
+          <w:b/>
+        </w:rPr>
+        <w:t xml:space="preserve">3. МЕСТО И СРОКИ ИСПОЛНЕНИЯ</w:t>
+      </w:r>
+    </w:p>
+    <w:p>
+      <w:r>
+        <w:t xml:space="preserve">3.1. Место исполнения обязательств: </w:t>
+      </w:r>
+      <w:r>
+        <w:t xml:space="preserve">141400, г. Химки, ш. Пушкина, д. 80, кв. 36</w:t>
+      </w:r>
+      <w:r>
+        <w:t xml:space="preserve">.</w:t>
+      </w:r>
+    </w:p>
+    <w:p>
+      <w:r>
+        <w:t xml:space="preserve">3.2. Уведомления направляются </w:t>
+      </w:r>
+      <w:r>
+        <w:t xml:space="preserve">Михайлову Петру Сергеевичу</w:t>
+      </w:r>
+      <w:r>
+        <w:t xml:space="preserve"> по телефону </w:t>
+      </w:r>
+      <w:r>
+        <w:t xml:space="preserve">+7 (499) 968-14-88 доб. 569</w:t>
+      </w:r>
+      <w:r>
+        <w:t xml:space="preserve">.</w:t>
+      </w:r>
+    </w:p>
+    <w:p>
+      <w:r>
+        <w:t xml:space="preserve">3.3. Срок исполнения обязательств — </w:t>
+      </w:r>
+      <w:r>
+        <w:t xml:space="preserve">в течение трех дней с момента подписания акта</w:t>
+      </w:r>
+      <w:r>
+        <w:t xml:space="preserve">.</w:t>
+      </w:r>
+    </w:p>
+    <w:p/>
+    <w:p>
+      <w:r>
+        <w:rPr>
+          <w:b/>
+        </w:rPr>
+        <w:t xml:space="preserve">4. ПРОЧИЕ УСЛОВИЯ</w:t>
+      </w:r>
+    </w:p>
+    <w:p>
+      <w:r>
+        <w:t xml:space="preserve">4.1. </w:t>
+      </w:r>
+      <w:r>
+        <w:t xml:space="preserve">Стороны несут ответственность за неисполнение или ненадлежащее исполнение обязательств в соответствии с законодательством Российской Федерации.</w:t>
+      </w:r>
+    </w:p>
+    <w:p>
+      <w:r>
+        <w:t xml:space="preserve">4.2. </w:t>
+      </w:r>
+      <w:r>
+        <w:t xml:space="preserve">Размер неустойки за нарушение сроков оплаты: </w:t>
+      </w:r>
+      <w:r>
+        <w:t xml:space="preserve">1/130 ключевой ставки ЦБ РФ от стоимости неоплаченных работ</w:t>
+      </w:r>
+      <w:r>
+        <w:t xml:space="preserve">. Предельный размер ответственности: </w:t>
+      </w:r>
+      <w:r>
+        <w:t xml:space="preserve">7 (семь) процентов за каждый день просрочки</w:t>
+      </w:r>
+      <w:r>
+        <w:t xml:space="preserve">.</w:t>
+      </w:r>
+    </w:p>
+    <w:p>
+      <w:r>
+        <w:t xml:space="preserve">4.3. </w:t>
+      </w:r>
+      <w:r>
+        <w:t xml:space="preserve">Стороны освобождаются от ответственности при наступлении обстоятельств непреодолимой силы, если они прямо повлияли на исполнение обязательств.</w:t>
+      </w:r>
+    </w:p>
+    <w:p>
+      <w:r>
+        <w:t xml:space="preserve">4.4. </w:t>
+      </w:r>
+      <w:r>
+        <w:t xml:space="preserve">Сторона, для которой создалась невозможность исполнения, обязана уведомить другую Сторону. Срок уведомления — </w:t>
+      </w:r>
+      <w:r>
+        <w:t xml:space="preserve">в течение 45 рабочих дней со дня предъявления требования</w:t>
+      </w:r>
+      <w:r>
+        <w:t xml:space="preserve">.</w:t>
+      </w:r>
+    </w:p>
+    <w:p>
+      <w:r>
+        <w:t xml:space="preserve">4.5. </w:t>
+      </w:r>
+      <w:r>
+        <w:t xml:space="preserve">Все споры и разногласия решаются путём переговоров. Претензионный порядок обязателен, срок ответа на претензию — </w:t>
+      </w:r>
+      <w:r>
+        <w:t xml:space="preserve">не позднее 20.06.2025</w:t>
+      </w:r>
+      <w:r>
+        <w:t xml:space="preserve">.</w:t>
+      </w:r>
+    </w:p>
+    <w:p/>
+    <w:p/>
+    <w:p>
+      <w:r>
+        <w:rPr>
+          <w:b/>
+        </w:rPr>
+        <w:t xml:space="preserve">10. ДОПОЛНИТЕЛЬНЫЕ СВЕДЕНИЯ О СТОРОНАХ</w:t>
+      </w:r>
+    </w:p>
+    <w:p>
+      <w:r>
+        <w:t xml:space="preserve">подписано </w:t>
+      </w:r>
+      <w:r>
+        <w:t xml:space="preserve">михайловым петром сергеевичем</w:t>
+      </w:r>
+    </w:p>
+    <w:p>
+      <w:r>
+        <w:t xml:space="preserve">Претензии направляются </w:t>
+      </w:r>
+      <w:r>
+        <w:t xml:space="preserve">Михайлову Петру Сергеевичу</w:t>
+      </w:r>
+      <w:r>
+        <w:t xml:space="preserve">; ответ подписывается </w:t>
+      </w:r>
+      <w:r>
+        <w:t xml:space="preserve">Михайловым Петром Сергеевичем</w:t>
+      </w:r>
+      <w:r>
+        <w:t xml:space="preserve">; интересы </w:t>
+      </w:r>
+      <w:r>
+        <w:t xml:space="preserve">Михайлова Петра Сергеевича</w:t>
+      </w:r>
+      <w:r>
+        <w:t xml:space="preserve"> представляет </w:t>
+      </w:r>
+      <w:r>
+        <w:t xml:space="preserve">Михайлов Пётр Сергеевич</w:t>
+      </w:r>
+      <w:r>
+        <w:t xml:space="preserve">; копия вручается </w:t>
+      </w:r>
+      <w:r>
+        <w:t xml:space="preserve">Михайлов П. С.</w:t>
+      </w:r>
+      <w:r>
+        <w:t xml:space="preserve"> лично.</w:t>
+      </w:r>
+    </w:p>
+    <w:p/>
+    <w:p/>
+    <w:p>
+      <w:r>
+        <w:rPr>
+          <w:b/>
+        </w:rPr>
+        <w:t xml:space="preserve">9. КОНТРОЛЬНЫЕ ВЕЛИЧИНЫ</w:t>
+      </w:r>
+    </w:p>
+    <w:p>
+      <w:r>
+        <w:t xml:space="preserve">9.1. Контрольная запись: </w:t>
+      </w:r>
+      <w:r>
+        <w:rPr>
+          <w:b/>
+        </w:rPr>
+        <w:t xml:space="preserve">1/3</w:t>
+      </w:r>
+      <w:r>
+        <w:t xml:space="preserve">00 ключевой ставки ЦБ РФ от цены Договора</w:t>
+      </w:r>
+      <w:r>
+        <w:t xml:space="preserve">.</w:t>
+      </w:r>
+    </w:p>
+    <w:p>
+      <w:r>
+        <w:t xml:space="preserve">9.2. Контрольная запись: </w:t>
+      </w:r>
+      <w:r>
+        <w:rPr>
+          <w:b/>
+        </w:rPr>
+        <w:t xml:space="preserve">в течение 3</w:t>
+      </w:r>
+      <w:r>
+        <w:t xml:space="preserve">0 (Тридцати) рабочих дней с момента выставления счета</w:t>
+      </w:r>
+      <w:r>
+        <w:t xml:space="preserve">.</w:t>
+      </w:r>
+    </w:p>
+    <w:p>
+      <w:r>
+        <w:t xml:space="preserve">9.3. Контрольная запись: </w:t>
+      </w:r>
+      <w:r>
+        <w:rPr>
+          <w:b/>
+        </w:rPr>
+        <w:t xml:space="preserve">8/2</w:t>
+      </w:r>
+      <w:r>
+        <w:t xml:space="preserve">3</w:t>
+      </w:r>
+      <w:r>
+        <w:t xml:space="preserve">.</w:t>
+      </w:r>
+    </w:p>
+    <w:p>
+      <w:r>
+        <w:t xml:space="preserve">9.4. Контрольная запись: </w:t>
+      </w:r>
+      <w:r>
+        <w:t xml:space="preserve">19 20О 0ОО,52 (девятнадцать миллионов двести тысяч) рублей</w:t>
+      </w:r>
+      <w:r>
+        <w:t xml:space="preserve">.</w:t>
+      </w:r>
+    </w:p>
+    <w:p/>
+    <w:p>
+      <w:r>
+        <w:rPr>
+          <w:b/>
+        </w:rPr>
+        <w:t xml:space="preserve">РЕКВИЗИТЫ И ПОДПИСИ СТОРОН</w:t>
+      </w:r>
+    </w:p>
+    <w:p/>
+    <w:tbl>
+      <w:tblPr>
+        <w:tblW w:w="9360" w:type="dxa"/>
+        <w:tblBorders>
+          <w:top w:val="single" w:sz="4" w:color="auto"/>
+          <w:left w:val="single" w:sz="4" w:color="auto"/>
+          <w:bottom w:val="single" w:sz="4" w:color="auto"/>
+          <w:right w:val="single" w:sz="4" w:color="auto"/>
+          <w:insideH w:val="single" w:sz="4" w:color="auto"/>
+          <w:insideV w:val="single" w:sz="4" w:color="auto"/>
+        </w:tblBorders>
+      </w:tblPr>
+      <w:tblGrid>
+        <w:gridCol w:w="4680"/>
+        <w:gridCol w:w="4680"/>
+      </w:tblGrid>
+      <w:tr>
+        <w:tc>
+          <w:tcPr>
+            <w:tcW w:w="4680" w:type="dxa"/>
+          </w:tcPr>
+          <w:p>
+            <w:r>
+              <w:rPr>
+                <w:b/>
+              </w:rPr>
+              <w:t xml:space="preserve">Подрядчик:</w:t>
+            </w:r>
+          </w:p>
+          <w:p>
+            <w:r>
+              <w:t xml:space="preserve">Белов Павел Павлович</w:t>
+            </w:r>
+          </w:p>
+          <w:p>
+            <w:r>
+              <w:t xml:space="preserve">Индивидуальный предприниматель </w:t>
+            </w:r>
+            <w:r>
+              <w:t xml:space="preserve">Белов Павел Павлович</w:t>
+            </w:r>
+          </w:p>
+          <w:p>
+            <w:r>
+              <w:t xml:space="preserve">Адрес регистрации: </w:t>
+            </w:r>
+            <w:r>
+              <w:t xml:space="preserve">190000, г. Санкт-Петербург, ул. Советская, д. 6, кв. 162</w:t>
+            </w:r>
+          </w:p>
+          <w:p>
+            <w:r>
+              <w:t xml:space="preserve">ИНН </w:t>
+            </w:r>
+            <w:r>
+              <w:t xml:space="preserve">771725772850</w:t>
+            </w:r>
+            <w:r>
+              <w:t xml:space="preserve"> ОГРНИП </w:t>
+            </w:r>
+            <w:r>
+              <w:t xml:space="preserve">392813099591532</w:t>
+            </w:r>
+          </w:p>
+          <w:p>
+            <w:r>
+              <w:t xml:space="preserve">р/с </w:t>
+            </w:r>
+            <w:r>
+              <w:t xml:space="preserve">40802810593174912869</w:t>
+            </w:r>
+            <w:r>
+              <w:t xml:space="preserve"> в Филиал «Центральный» ПАО «Совкомбанк»</w:t>
+            </w:r>
+            <w:r>
+              <w:t xml:space="preserve">, БИК </w:t>
+            </w:r>
+            <w:r>
+              <w:t xml:space="preserve">044525360</w:t>
+            </w:r>
+          </w:p>
+          <w:p>
+            <w:r>
+              <w:t xml:space="preserve">Тел.: </w:t>
+            </w:r>
+            <w:r>
+              <w:t xml:space="preserve">843 9728310</w:t>
+            </w:r>
+          </w:p>
+          <w:p>
+            <w:r>
+              <w:t xml:space="preserve">E-mail: </w:t>
+            </w:r>
+            <w:r>
+              <w:t xml:space="preserve">belov@mail.ru</w:t>
+            </w:r>
+          </w:p>
+          <w:p/>
+          <w:p>
+            <w:r>
+              <w:t xml:space="preserve">ИП ______________ </w:t>
+            </w:r>
+            <w:r>
+              <w:t xml:space="preserve">Белов П. П.</w:t>
+            </w:r>
+          </w:p>
+        </w:tc>
+        <w:tc>
+          <w:tcPr>
+            <w:tcW w:w="4680" w:type="dxa"/>
+          </w:tcPr>
+          <w:p>
+            <w:r>
               <w:rPr>
                 <w:b/>
               </w:rPr>
@@ -696,7 +849,7 @@
           </w:p>
           <w:p>
             <w:r>
-              <w:t xml:space="preserve">Одинцово, Профсоюзная 1</w:t>
+              <w:t xml:space="preserve">Москва, Промышленная 3</w:t>
             </w:r>
           </w:p>
           <w:p>
@@ -712,7 +865,7 @@
               <w:t xml:space="preserve">Адрес регистрации: </w:t>
             </w:r>
             <w:r>
-              <w:t xml:space="preserve">630099, г. Новосибирск, проезд Лесная, д. 15, кв. 15</w:t>
+              <w:t xml:space="preserve">420111, г. Казань, проезд Ленина, д. 68, кв. 160</w:t>
             </w:r>
           </w:p>
           <w:p>
@@ -751,7 +904,7 @@
               <w:t xml:space="preserve">Тел.: </w:t>
             </w:r>
             <w:r>
-              <w:t xml:space="preserve">+7 495 993 90 74</w:t>
+              <w:t xml:space="preserve">8-846-148-33-97</w:t>
             </w:r>
           </w:p>
           <w:p>
@@ -878,7 +1031,7 @@
         <w:t xml:space="preserve">Адрес склада грузополучателя: </w:t>
       </w:r>
       <w:r>
-        <w:t xml:space="preserve">190000, г. Санкт-Петербург, ул. Кирова, д. 68, кв. 160</w:t>
+        <w:t xml:space="preserve">143400, г. Красногорск, пер. Строителей, д. 57, кв. 19</w:t>
       </w:r>
       <w:r>
         <w:t xml:space="preserve">.</w:t>
@@ -889,7 +1042,7 @@
         <w:t xml:space="preserve">Кладовщик: </w:t>
       </w:r>
       <w:r>
-        <w:t xml:space="preserve">Петрова Елена Павловна</w:t>
+        <w:t xml:space="preserve">Морозова Дарья Владимировна</w:t>
       </w:r>
     </w:p>
     <w:p>
@@ -897,7 +1050,7 @@
         <w:t xml:space="preserve">Тел. склада: </w:t>
       </w:r>
       <w:r>
-        <w:t xml:space="preserve">+74954934812</w:t>
+        <w:t xml:space="preserve">8-846-723-22-85</w:t>
       </w:r>
     </w:p>
     <w:p/>

--- a/tests/corpus_v2/docs/works_0004.docx
+++ b/tests/corpus_v2/docs/works_0004.docx
@@ -27,28 +27,28 @@
         <w:rPr>
           <w:b/>
         </w:rPr>
-        <w:t xml:space="preserve">89Ф-55080/10-551Д</w:t>
-      </w:r>
-    </w:p>
-    <w:p/>
-    <w:p>
-      <w:r>
-        <w:t xml:space="preserve">г. Пермь</w:t>
+        <w:t xml:space="preserve">69Ф-82067/14-971Д</w:t>
+      </w:r>
+    </w:p>
+    <w:p/>
+    <w:p>
+      <w:r>
+        <w:t xml:space="preserve">г. Казань</w:t>
       </w:r>
       <w:r>
         <w:t xml:space="preserve">     </w:t>
       </w:r>
       <w:r>
-        <w:t xml:space="preserve">5 апреля 2024 г.</w:t>
-      </w:r>
-    </w:p>
-    <w:p/>
-    <w:p>
-      <w:r>
-        <w:t xml:space="preserve">ИП </w:t>
-      </w:r>
-      <w:r>
-        <w:t xml:space="preserve">Белов П. П.</w:t>
+        <w:t xml:space="preserve">27 мая 2024 г.</w:t>
+      </w:r>
+    </w:p>
+    <w:p/>
+    <w:p>
+      <w:r>
+        <w:t xml:space="preserve">Индивидуальный предприниматель </w:t>
+      </w:r>
+      <w:r>
+        <w:t xml:space="preserve">Белов Павел Павлович</w:t>
       </w:r>
       <w:r>
         <w:t xml:space="preserve">, ИНН </w:t>
@@ -66,13 +66,13 @@
         <w:t xml:space="preserve">Индивидуальный предприниматель </w:t>
       </w:r>
       <w:r>
-        <w:t xml:space="preserve">Михайлов П. С.</w:t>
+        <w:t xml:space="preserve">Кузнецов И. М.</w:t>
       </w:r>
       <w:r>
         <w:t xml:space="preserve">, ИНН </w:t>
       </w:r>
       <w:r>
-        <w:t xml:space="preserve">753460451753</w:t>
+        <w:t xml:space="preserve">346045170529</w:t>
       </w:r>
       <w:r>
         <w:t xml:space="preserve">, именуемый в дальнейшем «Заказчик», действующий на основании свидетельства о государственной регистрации</w:t>
@@ -486,7 +486,7 @@
         <w:t xml:space="preserve">3.1. Место исполнения обязательств: </w:t>
       </w:r>
       <w:r>
-        <w:t xml:space="preserve">141400, г. Химки, ш. Пушкина, д. 80, кв. 36</w:t>
+        <w:t xml:space="preserve">Тверская обл., Дмитровский р-н, 34 км автодороги М-1 «Дон», стр. 5</w:t>
       </w:r>
       <w:r>
         <w:t xml:space="preserve">.</w:t>
@@ -497,13 +497,13 @@
         <w:t xml:space="preserve">3.2. Уведомления направляются </w:t>
       </w:r>
       <w:r>
-        <w:t xml:space="preserve">Михайлову Петру Сергеевичу</w:t>
+        <w:t xml:space="preserve">Кузнецову Ивану Михайловичу</w:t>
       </w:r>
       <w:r>
         <w:t xml:space="preserve"> по телефону </w:t>
       </w:r>
       <w:r>
-        <w:t xml:space="preserve">+7 (499) 968-14-88 доб. 569</w:t>
+        <w:t xml:space="preserve">+7 (843) 108-30-95</w:t>
       </w:r>
       <w:r>
         <w:t xml:space="preserve">.</w:t>
@@ -514,7 +514,7 @@
         <w:t xml:space="preserve">3.3. Срок исполнения обязательств — </w:t>
       </w:r>
       <w:r>
-        <w:t xml:space="preserve">в течение трех дней с момента подписания акта</w:t>
+        <w:t xml:space="preserve">в течение сорока пяти дней с момента подписания акта</w:t>
       </w:r>
       <w:r>
         <w:t xml:space="preserve">.</w:t>
@@ -551,7 +551,7 @@
         <w:t xml:space="preserve">. Предельный размер ответственности: </w:t>
       </w:r>
       <w:r>
-        <w:t xml:space="preserve">7 (семь) процентов за каждый день просрочки</w:t>
+        <w:t xml:space="preserve">20 (двадцать) процентов за каждый день просрочки</w:t>
       </w:r>
       <w:r>
         <w:t xml:space="preserve">.</w:t>
@@ -573,7 +573,7 @@
         <w:t xml:space="preserve">Сторона, для которой создалась невозможность исполнения, обязана уведомить другую Сторону. Срок уведомления — </w:t>
       </w:r>
       <w:r>
-        <w:t xml:space="preserve">в течение 45 рабочих дней со дня предъявления требования</w:t>
+        <w:t xml:space="preserve">в течение 20 рабочих дней со дня предъявления требования</w:t>
       </w:r>
       <w:r>
         <w:t xml:space="preserve">.</w:t>
@@ -587,7 +587,7 @@
         <w:t xml:space="preserve">Все споры и разногласия решаются путём переговоров. Претензионный порядок обязателен, срок ответа на претензию — </w:t>
       </w:r>
       <w:r>
-        <w:t xml:space="preserve">не позднее 20.06.2025</w:t>
+        <w:t xml:space="preserve">не позднее 20.03.2026</w:t>
       </w:r>
       <w:r>
         <w:t xml:space="preserve">.</w:t>
@@ -608,7 +608,7 @@
         <w:t xml:space="preserve">подписано </w:t>
       </w:r>
       <w:r>
-        <w:t xml:space="preserve">михайловым петром сергеевичем</w:t>
+        <w:t xml:space="preserve">кузнецовым иваном михайловичем</w:t>
       </w:r>
     </w:p>
     <w:p>
@@ -616,31 +616,31 @@
         <w:t xml:space="preserve">Претензии направляются </w:t>
       </w:r>
       <w:r>
-        <w:t xml:space="preserve">Михайлову Петру Сергеевичу</w:t>
+        <w:t xml:space="preserve">Кузнецову Ивану Михайловичу</w:t>
       </w:r>
       <w:r>
         <w:t xml:space="preserve">; ответ подписывается </w:t>
       </w:r>
       <w:r>
-        <w:t xml:space="preserve">Михайловым Петром Сергеевичем</w:t>
+        <w:t xml:space="preserve">Кузнецовым Иваном Михайловичем</w:t>
       </w:r>
       <w:r>
         <w:t xml:space="preserve">; интересы </w:t>
       </w:r>
       <w:r>
-        <w:t xml:space="preserve">Михайлова Петра Сергеевича</w:t>
+        <w:t xml:space="preserve">Кузнецова Ивана Михайловича</w:t>
       </w:r>
       <w:r>
         <w:t xml:space="preserve"> представляет </w:t>
       </w:r>
       <w:r>
-        <w:t xml:space="preserve">Михайлов Пётр Сергеевич</w:t>
+        <w:t xml:space="preserve">Кузнецов Иван Михайлович</w:t>
       </w:r>
       <w:r>
         <w:t xml:space="preserve">; копия вручается </w:t>
       </w:r>
       <w:r>
-        <w:t xml:space="preserve">Михайлов П. С.</w:t>
+        <w:t xml:space="preserve">Кузнецов И. М.</w:t>
       </w:r>
       <w:r>
         <w:t xml:space="preserve"> лично.</w:t>
@@ -681,10 +681,10 @@
         <w:rPr>
           <w:b/>
         </w:rPr>
-        <w:t xml:space="preserve">в течение 3</w:t>
-      </w:r>
-      <w:r>
-        <w:t xml:space="preserve">0 (Тридцати) рабочих дней с момента выставления счета</w:t>
+        <w:t xml:space="preserve">в течение 4</w:t>
+      </w:r>
+      <w:r>
+        <w:t xml:space="preserve">5 (Сорока пяти) рабочих дней с момента выставления счета</w:t>
       </w:r>
       <w:r>
         <w:t xml:space="preserve">.</w:t>
@@ -698,10 +698,10 @@
         <w:rPr>
           <w:b/>
         </w:rPr>
-        <w:t xml:space="preserve">8/2</w:t>
-      </w:r>
-      <w:r>
-        <w:t xml:space="preserve">3</w:t>
+        <w:t xml:space="preserve">7/1</w:t>
+      </w:r>
+      <w:r>
+        <w:t xml:space="preserve">5</w:t>
       </w:r>
       <w:r>
         <w:t xml:space="preserve">.</w:t>
@@ -712,7 +712,7 @@
         <w:t xml:space="preserve">9.4. Контрольная запись: </w:t>
       </w:r>
       <w:r>
-        <w:t xml:space="preserve">19 20О 0ОО,52 (девятнадцать миллионов двести тысяч) рублей</w:t>
+        <w:t xml:space="preserve">85 10О 0ОО,52 (восемьдесят пять миллионов сто тысяч) рублей</w:t>
       </w:r>
       <w:r>
         <w:t xml:space="preserve">.</w:t>
@@ -775,7 +775,7 @@
               <w:t xml:space="preserve">Адрес регистрации: </w:t>
             </w:r>
             <w:r>
-              <w:t xml:space="preserve">190000, г. Санкт-Петербург, ул. Советская, д. 6, кв. 162</w:t>
+              <w:t xml:space="preserve">101000, Республика Татарстан, г. Москва, бул. Полевая, д. 74, корп. 1, литера А, пом. 3, оф. 221</w:t>
             </w:r>
           </w:p>
           <w:p>
@@ -814,7 +814,7 @@
               <w:t xml:space="preserve">Тел.: </w:t>
             </w:r>
             <w:r>
-              <w:t xml:space="preserve">843 9728310</w:t>
+              <w:t xml:space="preserve">+7 (495) 879-77-89</w:t>
             </w:r>
           </w:p>
           <w:p>
@@ -822,7 +822,7 @@
               <w:t xml:space="preserve">E-mail: </w:t>
             </w:r>
             <w:r>
-              <w:t xml:space="preserve">belov@mail.ru</w:t>
+              <w:t xml:space="preserve">belov@list.ru</w:t>
             </w:r>
           </w:p>
           <w:p/>
@@ -849,7 +849,7 @@
           </w:p>
           <w:p>
             <w:r>
-              <w:t xml:space="preserve">Москва, Промышленная 3</w:t>
+              <w:t xml:space="preserve">Ростов-на-Дону, Баумана 74</w:t>
             </w:r>
           </w:p>
           <w:p>
@@ -857,7 +857,7 @@
               <w:t xml:space="preserve">Индивидуальный предприниматель </w:t>
             </w:r>
             <w:r>
-              <w:t xml:space="preserve">Михайлов Пётр Сергеевич</w:t>
+              <w:t xml:space="preserve">Кузнецов Иван Михайлович</w:t>
             </w:r>
           </w:p>
           <w:p>
@@ -865,7 +865,7 @@
               <w:t xml:space="preserve">Адрес регистрации: </w:t>
             </w:r>
             <w:r>
-              <w:t xml:space="preserve">420111, г. Казань, проезд Ленина, д. 68, кв. 160</w:t>
+              <w:t xml:space="preserve">Московская обл., тер. СНТ «Родник», уч. 197</w:t>
             </w:r>
           </w:p>
           <w:p>
@@ -873,13 +873,13 @@
               <w:t xml:space="preserve">ИНН </w:t>
             </w:r>
             <w:r>
-              <w:t xml:space="preserve">753460451753</w:t>
+              <w:t xml:space="preserve">346045170529</w:t>
             </w:r>
             <w:r>
               <w:t xml:space="preserve"> ОГРНИП </w:t>
             </w:r>
             <w:r>
-              <w:t xml:space="preserve">305760845484977</w:t>
+              <w:t xml:space="preserve">376084548497472</w:t>
             </w:r>
           </w:p>
           <w:p>
@@ -887,16 +887,16 @@
               <w:t xml:space="preserve">р/с </w:t>
             </w:r>
             <w:r>
-              <w:t xml:space="preserve">40802810247611131507</w:t>
-            </w:r>
-            <w:r>
-              <w:t xml:space="preserve"> в ПАО Сбербанк</w:t>
+              <w:t xml:space="preserve">40802810861113150760</w:t>
+            </w:r>
+            <w:r>
+              <w:t xml:space="preserve"> в ПАО «Совкомбанк»</w:t>
             </w:r>
             <w:r>
               <w:t xml:space="preserve">, БИК </w:t>
             </w:r>
             <w:r>
-              <w:t xml:space="preserve">044525225</w:t>
+              <w:t xml:space="preserve">045004763</w:t>
             </w:r>
           </w:p>
           <w:p>
@@ -904,7 +904,7 @@
               <w:t xml:space="preserve">Тел.: </w:t>
             </w:r>
             <w:r>
-              <w:t xml:space="preserve">8-846-148-33-97</w:t>
+              <w:t xml:space="preserve">+7 (812) 119-95-64</w:t>
             </w:r>
           </w:p>
           <w:p>
@@ -912,7 +912,7 @@
               <w:t xml:space="preserve">E-mail: </w:t>
             </w:r>
             <w:r>
-              <w:t xml:space="preserve">mihaylov@inbox.ru</w:t>
+              <w:t xml:space="preserve">kuznecov@list.ru</w:t>
             </w:r>
           </w:p>
           <w:p/>
@@ -921,7 +921,7 @@
               <w:t xml:space="preserve">ИП ______________ </w:t>
             </w:r>
             <w:r>
-              <w:t xml:space="preserve">Михайлов П. С.</w:t>
+              <w:t xml:space="preserve">Кузнецов И. М.</w:t>
             </w:r>
           </w:p>
           <w:tbl>
@@ -969,7 +969,7 @@
                 </w:tcPr>
                 <w:p>
                   <w:r>
-                    <w:t xml:space="preserve">ПАО Сбербанк</w:t>
+                    <w:t xml:space="preserve">ПАО «Совкомбанк»</w:t>
                   </w:r>
                 </w:p>
               </w:tc>
@@ -979,7 +979,7 @@
                 </w:tcPr>
                 <w:p>
                   <w:r>
-                    <w:t xml:space="preserve">40802810247611131507</w:t>
+                    <w:t xml:space="preserve">40802810861113150760</w:t>
                   </w:r>
                 </w:p>
               </w:tc>
@@ -1001,7 +1001,7 @@
                 </w:tcPr>
                 <w:p>
                   <w:r>
-                    <w:t xml:space="preserve">Михайлов П. С.</w:t>
+                    <w:t xml:space="preserve">Кузнецов И. М.</w:t>
                   </w:r>
                 </w:p>
               </w:tc>
@@ -1014,48 +1014,6 @@
     <w:p/>
     <w:p>
       <w:r>
-        <w:rPr>
-          <w:b/>
-        </w:rPr>
-        <w:t xml:space="preserve">ПРИЛОЖЕНИЕ № 1</w:t>
-      </w:r>
-      <w:r>
-        <w:rPr>
-          <w:b/>
-        </w:rPr>
-        <w:t xml:space="preserve"> к Договору</w:t>
-      </w:r>
-    </w:p>
-    <w:p>
-      <w:r>
-        <w:t xml:space="preserve">Адрес склада грузополучателя: </w:t>
-      </w:r>
-      <w:r>
-        <w:t xml:space="preserve">143400, г. Красногорск, пер. Строителей, д. 57, кв. 19</w:t>
-      </w:r>
-      <w:r>
-        <w:t xml:space="preserve">.</w:t>
-      </w:r>
-    </w:p>
-    <w:p>
-      <w:r>
-        <w:t xml:space="preserve">Кладовщик: </w:t>
-      </w:r>
-      <w:r>
-        <w:t xml:space="preserve">Морозова Дарья Владимировна</w:t>
-      </w:r>
-    </w:p>
-    <w:p>
-      <w:r>
-        <w:t xml:space="preserve">Тел. склада: </w:t>
-      </w:r>
-      <w:r>
-        <w:t xml:space="preserve">8-846-723-22-85</w:t>
-      </w:r>
-    </w:p>
-    <w:p/>
-    <w:p>
-      <w:r>
         <w:t xml:space="preserve">Подписи сторон:</w:t>
       </w:r>
     </w:p>
@@ -1075,7 +1033,7 @@
         <w:t xml:space="preserve">Заказчик: _______________ /</w:t>
       </w:r>
       <w:r>
-        <w:t xml:space="preserve">Михайлов П. С.</w:t>
+        <w:t xml:space="preserve">Кузнецов И. М.</w:t>
       </w:r>
       <w:r>
         <w:t xml:space="preserve">/</w:t>

--- a/tests/corpus_v2/docs/works_0004.docx
+++ b/tests/corpus_v2/docs/works_0004.docx
@@ -472,262 +472,34 @@
         </w:tc>
       </w:tr>
     </w:tbl>
-    <w:p/>
-    <w:p>
-      <w:r>
-        <w:rPr>
-          <w:b/>
-        </w:rPr>
-        <w:t xml:space="preserve">3. МЕСТО И СРОКИ ИСПОЛНЕНИЯ</w:t>
-      </w:r>
-    </w:p>
-    <w:p>
-      <w:r>
-        <w:t xml:space="preserve">3.1. Место исполнения обязательств: </w:t>
-      </w:r>
-      <w:r>
-        <w:t xml:space="preserve">Тверская обл., Дмитровский р-н, 34 км автодороги М-1 «Дон», стр. 5</w:t>
-      </w:r>
-      <w:r>
-        <w:t xml:space="preserve">.</w:t>
-      </w:r>
-    </w:p>
-    <w:p>
-      <w:r>
-        <w:t xml:space="preserve">3.2. Уведомления направляются </w:t>
-      </w:r>
-      <w:r>
-        <w:t xml:space="preserve">Кузнецову Ивану Михайловичу</w:t>
-      </w:r>
-      <w:r>
-        <w:t xml:space="preserve"> по телефону </w:t>
-      </w:r>
-      <w:r>
-        <w:t xml:space="preserve">+7 (843) 108-30-95</w:t>
-      </w:r>
-      <w:r>
-        <w:t xml:space="preserve">.</w:t>
-      </w:r>
-    </w:p>
-    <w:p>
-      <w:r>
-        <w:t xml:space="preserve">3.3. Срок исполнения обязательств — </w:t>
-      </w:r>
-      <w:r>
-        <w:t xml:space="preserve">в течение сорока пяти дней с момента подписания акта</w:t>
-      </w:r>
-      <w:r>
-        <w:t xml:space="preserve">.</w:t>
-      </w:r>
-    </w:p>
-    <w:p/>
-    <w:p>
-      <w:r>
-        <w:rPr>
-          <w:b/>
-        </w:rPr>
-        <w:t xml:space="preserve">4. ПРОЧИЕ УСЛОВИЯ</w:t>
-      </w:r>
-    </w:p>
-    <w:p>
-      <w:r>
-        <w:t xml:space="preserve">4.1. </w:t>
-      </w:r>
-      <w:r>
-        <w:t xml:space="preserve">Стороны несут ответственность за неисполнение или ненадлежащее исполнение обязательств в соответствии с законодательством Российской Федерации.</w:t>
-      </w:r>
-    </w:p>
-    <w:p>
-      <w:r>
-        <w:t xml:space="preserve">4.2. </w:t>
-      </w:r>
-      <w:r>
-        <w:t xml:space="preserve">Размер неустойки за нарушение сроков оплаты: </w:t>
-      </w:r>
-      <w:r>
-        <w:t xml:space="preserve">1/130 ключевой ставки ЦБ РФ от стоимости неоплаченных работ</w:t>
-      </w:r>
-      <w:r>
-        <w:t xml:space="preserve">. Предельный размер ответственности: </w:t>
-      </w:r>
-      <w:r>
-        <w:t xml:space="preserve">20 (двадцать) процентов за каждый день просрочки</w:t>
-      </w:r>
-      <w:r>
-        <w:t xml:space="preserve">.</w:t>
-      </w:r>
-    </w:p>
-    <w:p>
-      <w:r>
-        <w:t xml:space="preserve">4.3. </w:t>
-      </w:r>
-      <w:r>
-        <w:t xml:space="preserve">Стороны освобождаются от ответственности при наступлении обстоятельств непреодолимой силы, если они прямо повлияли на исполнение обязательств.</w:t>
-      </w:r>
-    </w:p>
-    <w:p>
-      <w:r>
-        <w:t xml:space="preserve">4.4. </w:t>
-      </w:r>
-      <w:r>
-        <w:t xml:space="preserve">Сторона, для которой создалась невозможность исполнения, обязана уведомить другую Сторону. Срок уведомления — </w:t>
-      </w:r>
-      <w:r>
-        <w:t xml:space="preserve">в течение 20 рабочих дней со дня предъявления требования</w:t>
-      </w:r>
-      <w:r>
-        <w:t xml:space="preserve">.</w:t>
-      </w:r>
-    </w:p>
-    <w:p>
-      <w:r>
-        <w:t xml:space="preserve">4.5. </w:t>
-      </w:r>
-      <w:r>
-        <w:t xml:space="preserve">Все споры и разногласия решаются путём переговоров. Претензионный порядок обязателен, срок ответа на претензию — </w:t>
-      </w:r>
-      <w:r>
-        <w:t xml:space="preserve">не позднее 20.03.2026</w:t>
-      </w:r>
-      <w:r>
-        <w:t xml:space="preserve">.</w:t>
-      </w:r>
-    </w:p>
-    <w:p/>
-    <w:p/>
-    <w:p>
-      <w:r>
-        <w:rPr>
-          <w:b/>
-        </w:rPr>
-        <w:t xml:space="preserve">10. ДОПОЛНИТЕЛЬНЫЕ СВЕДЕНИЯ О СТОРОНАХ</w:t>
-      </w:r>
-    </w:p>
-    <w:p>
-      <w:r>
-        <w:t xml:space="preserve">подписано </w:t>
-      </w:r>
-      <w:r>
-        <w:t xml:space="preserve">кузнецовым иваном михайловичем</w:t>
-      </w:r>
-    </w:p>
-    <w:p>
-      <w:r>
-        <w:t xml:space="preserve">Претензии направляются </w:t>
-      </w:r>
-      <w:r>
-        <w:t xml:space="preserve">Кузнецову Ивану Михайловичу</w:t>
-      </w:r>
-      <w:r>
-        <w:t xml:space="preserve">; ответ подписывается </w:t>
-      </w:r>
-      <w:r>
-        <w:t xml:space="preserve">Кузнецовым Иваном Михайловичем</w:t>
-      </w:r>
-      <w:r>
-        <w:t xml:space="preserve">; интересы </w:t>
-      </w:r>
-      <w:r>
-        <w:t xml:space="preserve">Кузнецова Ивана Михайловича</w:t>
-      </w:r>
-      <w:r>
-        <w:t xml:space="preserve"> представляет </w:t>
-      </w:r>
-      <w:r>
-        <w:t xml:space="preserve">Кузнецов Иван Михайлович</w:t>
-      </w:r>
-      <w:r>
-        <w:t xml:space="preserve">; копия вручается </w:t>
-      </w:r>
-      <w:r>
-        <w:t xml:space="preserve">Кузнецов И. М.</w:t>
-      </w:r>
-      <w:r>
-        <w:t xml:space="preserve"> лично.</w:t>
-      </w:r>
-    </w:p>
-    <w:p/>
-    <w:p/>
-    <w:p>
-      <w:r>
-        <w:rPr>
-          <w:b/>
-        </w:rPr>
-        <w:t xml:space="preserve">9. КОНТРОЛЬНЫЕ ВЕЛИЧИНЫ</w:t>
-      </w:r>
-    </w:p>
-    <w:p>
-      <w:r>
-        <w:t xml:space="preserve">9.1. Контрольная запись: </w:t>
-      </w:r>
-      <w:r>
-        <w:rPr>
-          <w:b/>
-        </w:rPr>
-        <w:t xml:space="preserve">1/3</w:t>
-      </w:r>
-      <w:r>
-        <w:t xml:space="preserve">00 ключевой ставки ЦБ РФ от цены Договора</w:t>
-      </w:r>
-      <w:r>
-        <w:t xml:space="preserve">.</w:t>
-      </w:r>
-    </w:p>
-    <w:p>
-      <w:r>
-        <w:t xml:space="preserve">9.2. Контрольная запись: </w:t>
-      </w:r>
-      <w:r>
-        <w:rPr>
-          <w:b/>
-        </w:rPr>
-        <w:t xml:space="preserve">в течение 4</w:t>
-      </w:r>
-      <w:r>
-        <w:t xml:space="preserve">5 (Сорока пяти) рабочих дней с момента выставления счета</w:t>
-      </w:r>
-      <w:r>
-        <w:t xml:space="preserve">.</w:t>
-      </w:r>
-    </w:p>
-    <w:p>
-      <w:r>
-        <w:t xml:space="preserve">9.3. Контрольная запись: </w:t>
-      </w:r>
-      <w:r>
-        <w:rPr>
-          <w:b/>
-        </w:rPr>
-        <w:t xml:space="preserve">7/1</w:t>
-      </w:r>
-      <w:r>
-        <w:t xml:space="preserve">5</w:t>
-      </w:r>
-      <w:r>
-        <w:t xml:space="preserve">.</w:t>
-      </w:r>
-    </w:p>
-    <w:p>
-      <w:r>
-        <w:t xml:space="preserve">9.4. Контрольная запись: </w:t>
-      </w:r>
-      <w:r>
-        <w:t xml:space="preserve">85 10О 0ОО,52 (восемьдесят пять миллионов сто тысяч) рублей</w:t>
-      </w:r>
-      <w:r>
-        <w:t xml:space="preserve">.</w:t>
-      </w:r>
-    </w:p>
-    <w:p/>
-    <w:p>
-      <w:r>
-        <w:rPr>
-          <w:b/>
-        </w:rPr>
-        <w:t xml:space="preserve">РЕКВИЗИТЫ И ПОДПИСИ СТОРОН</w:t>
-      </w:r>
-    </w:p>
-    <w:p/>
+    <w:p>
+      <w:r>
+        <w:t xml:space="preserve">2.8. </w:t>
+      </w:r>
+      <w:r>
+        <w:t xml:space="preserve">Платёж по налогу перечисляется на код бюджетной классификации </w:t>
+      </w:r>
+      <w:r>
+        <w:t xml:space="preserve">182 101 010 110 110 001 10</w:t>
+      </w:r>
+      <w:r>
+        <w:t xml:space="preserve">, получатель — территориальный орган Федерального казначейства.</w:t>
+      </w:r>
+    </w:p>
+    <w:p>
+      <w:r>
+        <w:t xml:space="preserve">2.9. </w:t>
+      </w:r>
+      <w:r>
+        <w:t xml:space="preserve">Полномочия подтверждаются свидетельством о рождении, выдано </w:t>
+      </w:r>
+      <w:r>
+        <w:t xml:space="preserve">09.11.2013</w:t>
+      </w:r>
+      <w:r>
+        <w:t xml:space="preserve"> отделом ЗАГС.</w:t>
+      </w:r>
+    </w:p>
     <w:tbl>
       <w:tblPr>
         <w:tblW w:w="9360" w:type="dxa"/>
@@ -751,87 +523,7 @@
           </w:tcPr>
           <w:p>
             <w:r>
-              <w:rPr>
-                <w:b/>
-              </w:rPr>
-              <w:t xml:space="preserve">Подрядчик:</w:t>
-            </w:r>
-          </w:p>
-          <w:p>
-            <w:r>
-              <w:t xml:space="preserve">Белов Павел Павлович</w:t>
-            </w:r>
-          </w:p>
-          <w:p>
-            <w:r>
-              <w:t xml:space="preserve">Индивидуальный предприниматель </w:t>
-            </w:r>
-            <w:r>
-              <w:t xml:space="preserve">Белов Павел Павлович</w:t>
-            </w:r>
-          </w:p>
-          <w:p>
-            <w:r>
-              <w:t xml:space="preserve">Адрес регистрации: </w:t>
-            </w:r>
-            <w:r>
-              <w:t xml:space="preserve">101000, Республика Татарстан, г. Москва, бул. Полевая, д. 74, корп. 1, литера А, пом. 3, оф. 221</w:t>
-            </w:r>
-          </w:p>
-          <w:p>
-            <w:r>
-              <w:t xml:space="preserve">ИНН </w:t>
-            </w:r>
-            <w:r>
-              <w:t xml:space="preserve">771725772850</w:t>
-            </w:r>
-            <w:r>
-              <w:t xml:space="preserve"> ОГРНИП </w:t>
-            </w:r>
-            <w:r>
-              <w:t xml:space="preserve">392813099591532</w:t>
-            </w:r>
-          </w:p>
-          <w:p>
-            <w:r>
-              <w:t xml:space="preserve">р/с </w:t>
-            </w:r>
-            <w:r>
-              <w:t xml:space="preserve">40802810593174912869</w:t>
-            </w:r>
-            <w:r>
-              <w:t xml:space="preserve"> в Филиал «Центральный» ПАО «Совкомбанк»</w:t>
-            </w:r>
-            <w:r>
-              <w:t xml:space="preserve">, БИК </w:t>
-            </w:r>
-            <w:r>
-              <w:t xml:space="preserve">044525360</w:t>
-            </w:r>
-          </w:p>
-          <w:p>
-            <w:r>
-              <w:t xml:space="preserve">Тел.: </w:t>
-            </w:r>
-            <w:r>
-              <w:t xml:space="preserve">+7 (495) 879-77-89</w:t>
-            </w:r>
-          </w:p>
-          <w:p>
-            <w:r>
-              <w:t xml:space="preserve">E-mail: </w:t>
-            </w:r>
-            <w:r>
-              <w:t xml:space="preserve">belov@list.ru</w:t>
-            </w:r>
-          </w:p>
-          <w:p/>
-          <w:p>
-            <w:r>
-              <w:t xml:space="preserve">ИП ______________ </w:t>
-            </w:r>
-            <w:r>
-              <w:t xml:space="preserve">Белов П. П.</w:t>
+              <w:t xml:space="preserve">4</w:t>
             </w:r>
           </w:p>
         </w:tc>
@@ -841,6 +533,401 @@
           </w:tcPr>
           <w:p>
             <w:r>
+              <w:t xml:space="preserve">РУБ.</w:t>
+            </w:r>
+          </w:p>
+        </w:tc>
+      </w:tr>
+    </w:tbl>
+    <w:p>
+      <w:r>
+        <w:t xml:space="preserve">2.10. </w:t>
+      </w:r>
+      <w:r>
+        <w:t xml:space="preserve">Поставке подлежит насос модели </w:t>
+      </w:r>
+      <w:r>
+        <w:t xml:space="preserve">ЭЦВ-6-10-80h</w:t>
+      </w:r>
+      <w:r>
+        <w:t xml:space="preserve"> и кабель марки </w:t>
+      </w:r>
+      <w:r>
+        <w:t xml:space="preserve">ВВГнг(А)-LSt</w:t>
+      </w:r>
+      <w:r>
+        <w:t xml:space="preserve">.</w:t>
+      </w:r>
+    </w:p>
+    <w:p/>
+    <w:p>
+      <w:r>
+        <w:rPr>
+          <w:b/>
+        </w:rPr>
+        <w:t xml:space="preserve">3. МЕСТО И СРОКИ ИСПОЛНЕНИЯ</w:t>
+      </w:r>
+    </w:p>
+    <w:p>
+      <w:r>
+        <w:t xml:space="preserve">3.1. Место исполнения обязательств: </w:t>
+      </w:r>
+      <w:r>
+        <w:t xml:space="preserve">Свердловская обл., тер. СНТ «Родник», уч. 5</w:t>
+      </w:r>
+      <w:r>
+        <w:t xml:space="preserve">.</w:t>
+      </w:r>
+    </w:p>
+    <w:p>
+      <w:r>
+        <w:t xml:space="preserve">3.2. Уведомления направляются </w:t>
+      </w:r>
+      <w:r>
+        <w:t xml:space="preserve">Кузнецову Ивану Михайловичу</w:t>
+      </w:r>
+      <w:r>
+        <w:t xml:space="preserve"> по телефону </w:t>
+      </w:r>
+      <w:r>
+        <w:t xml:space="preserve">+7 (499) 780-72-88</w:t>
+      </w:r>
+      <w:r>
+        <w:t xml:space="preserve">.</w:t>
+      </w:r>
+    </w:p>
+    <w:p>
+      <w:r>
+        <w:t xml:space="preserve">3.3. Срок исполнения обязательств — </w:t>
+      </w:r>
+      <w:r>
+        <w:t xml:space="preserve">в течение двадцати дней с момента подписания акта</w:t>
+      </w:r>
+      <w:r>
+        <w:t xml:space="preserve">.</w:t>
+      </w:r>
+    </w:p>
+    <w:p/>
+    <w:p>
+      <w:r>
+        <w:rPr>
+          <w:b/>
+        </w:rPr>
+        <w:t xml:space="preserve">4. ПРОЧИЕ УСЛОВИЯ</w:t>
+      </w:r>
+    </w:p>
+    <w:p>
+      <w:r>
+        <w:t xml:space="preserve">4.1. </w:t>
+      </w:r>
+      <w:r>
+        <w:t xml:space="preserve">Стороны несут ответственность за неисполнение или ненадлежащее исполнение обязательств в соответствии с законодательством Российской Федерации.</w:t>
+      </w:r>
+    </w:p>
+    <w:p>
+      <w:r>
+        <w:t xml:space="preserve">4.2. </w:t>
+      </w:r>
+      <w:r>
+        <w:t xml:space="preserve">Размер неустойки за нарушение сроков оплаты: </w:t>
+      </w:r>
+      <w:r>
+        <w:t xml:space="preserve">1/130 ключевой ставки ЦБ РФ от стоимости неоплаченных работ</w:t>
+      </w:r>
+      <w:r>
+        <w:t xml:space="preserve">. Предельный размер ответственности: </w:t>
+      </w:r>
+      <w:r>
+        <w:t xml:space="preserve">20 (двадцать) процентов за каждый день просрочки</w:t>
+      </w:r>
+      <w:r>
+        <w:t xml:space="preserve">.</w:t>
+      </w:r>
+    </w:p>
+    <w:p>
+      <w:r>
+        <w:t xml:space="preserve">4.3. </w:t>
+      </w:r>
+      <w:r>
+        <w:t xml:space="preserve">Стороны освобождаются от ответственности при наступлении обстоятельств непреодолимой силы, если они прямо повлияли на исполнение обязательств.</w:t>
+      </w:r>
+    </w:p>
+    <w:p>
+      <w:r>
+        <w:t xml:space="preserve">4.4. </w:t>
+      </w:r>
+      <w:r>
+        <w:t xml:space="preserve">Сторона, для которой создалась невозможность исполнения, обязана уведомить другую Сторону. Срок уведомления — </w:t>
+      </w:r>
+      <w:r>
+        <w:t xml:space="preserve">в течение 7 рабочих дней со дня предъявления требования</w:t>
+      </w:r>
+      <w:r>
+        <w:t xml:space="preserve">.</w:t>
+      </w:r>
+    </w:p>
+    <w:p>
+      <w:r>
+        <w:t xml:space="preserve">4.5. </w:t>
+      </w:r>
+      <w:r>
+        <w:t xml:space="preserve">Все споры и разногласия решаются путём переговоров. Претензионный порядок обязателен, срок ответа на претензию — </w:t>
+      </w:r>
+      <w:r>
+        <w:t xml:space="preserve">не позднее 14.08.2026</w:t>
+      </w:r>
+      <w:r>
+        <w:t xml:space="preserve">.</w:t>
+      </w:r>
+    </w:p>
+    <w:p/>
+    <w:p/>
+    <w:p>
+      <w:r>
+        <w:rPr>
+          <w:b/>
+        </w:rPr>
+        <w:t xml:space="preserve">10. ДОПОЛНИТЕЛЬНЫЕ СВЕДЕНИЯ О СТОРОНАХ</w:t>
+      </w:r>
+    </w:p>
+    <w:p>
+      <w:r>
+        <w:t xml:space="preserve">подписано </w:t>
+      </w:r>
+      <w:r>
+        <w:t xml:space="preserve">кузнецовым иваном михайловичем</w:t>
+      </w:r>
+    </w:p>
+    <w:p>
+      <w:r>
+        <w:t xml:space="preserve">Претензии направляются </w:t>
+      </w:r>
+      <w:r>
+        <w:t xml:space="preserve">Кузнецову Ивану Михайловичу</w:t>
+      </w:r>
+      <w:r>
+        <w:t xml:space="preserve">; ответ подписывается </w:t>
+      </w:r>
+      <w:r>
+        <w:t xml:space="preserve">Кузнецовым Иваном Михайловичем</w:t>
+      </w:r>
+      <w:r>
+        <w:t xml:space="preserve">; интересы </w:t>
+      </w:r>
+      <w:r>
+        <w:t xml:space="preserve">Кузнецова Ивана Михайловича</w:t>
+      </w:r>
+      <w:r>
+        <w:t xml:space="preserve"> представляет </w:t>
+      </w:r>
+      <w:r>
+        <w:t xml:space="preserve">Кузнецов Иван Михайлович</w:t>
+      </w:r>
+      <w:r>
+        <w:t xml:space="preserve">; копия вручается </w:t>
+      </w:r>
+      <w:r>
+        <w:t xml:space="preserve">Кузнецов И. М.</w:t>
+      </w:r>
+      <w:r>
+        <w:t xml:space="preserve"> лично.</w:t>
+      </w:r>
+    </w:p>
+    <w:p/>
+    <w:p/>
+    <w:p>
+      <w:r>
+        <w:rPr>
+          <w:b/>
+        </w:rPr>
+        <w:t xml:space="preserve">9. КОНТРОЛЬНЫЕ ВЕЛИЧИНЫ</w:t>
+      </w:r>
+    </w:p>
+    <w:p>
+      <w:r>
+        <w:t xml:space="preserve">9.1. Контрольная запись: </w:t>
+      </w:r>
+      <w:r>
+        <w:rPr>
+          <w:b/>
+        </w:rPr>
+        <w:t xml:space="preserve">1/3</w:t>
+      </w:r>
+      <w:r>
+        <w:t xml:space="preserve">00 ключевой ставки ЦБ РФ от цены Договора</w:t>
+      </w:r>
+      <w:r>
+        <w:t xml:space="preserve">.</w:t>
+      </w:r>
+    </w:p>
+    <w:p>
+      <w:r>
+        <w:t xml:space="preserve">9.2. Контрольная запись: </w:t>
+      </w:r>
+      <w:r>
+        <w:rPr>
+          <w:b/>
+        </w:rPr>
+        <w:t xml:space="preserve">в течение 3</w:t>
+      </w:r>
+      <w:r>
+        <w:t xml:space="preserve">0 (Тридцати) банковских дней с момента поступления денежных средств на расчетный счет</w:t>
+      </w:r>
+      <w:r>
+        <w:t xml:space="preserve">.</w:t>
+      </w:r>
+    </w:p>
+    <w:p>
+      <w:r>
+        <w:t xml:space="preserve">9.3. Контрольная запись: </w:t>
+      </w:r>
+      <w:r>
+        <w:rPr>
+          <w:b/>
+        </w:rPr>
+        <w:t xml:space="preserve">6/1</w:t>
+      </w:r>
+      <w:r>
+        <w:t xml:space="preserve">8</w:t>
+      </w:r>
+      <w:r>
+        <w:t xml:space="preserve">.</w:t>
+      </w:r>
+    </w:p>
+    <w:p>
+      <w:r>
+        <w:t xml:space="preserve">9.4. Контрольная запись: </w:t>
+      </w:r>
+      <w:r>
+        <w:t xml:space="preserve">88О 000,94 (восемьсот восемьдесят тысяч) рублей</w:t>
+      </w:r>
+      <w:r>
+        <w:t xml:space="preserve">.</w:t>
+      </w:r>
+    </w:p>
+    <w:p/>
+    <w:p>
+      <w:r>
+        <w:rPr>
+          <w:b/>
+        </w:rPr>
+        <w:t xml:space="preserve">РЕКВИЗИТЫ И ПОДПИСИ СТОРОН</w:t>
+      </w:r>
+    </w:p>
+    <w:p/>
+    <w:tbl>
+      <w:tblPr>
+        <w:tblW w:w="9360" w:type="dxa"/>
+        <w:tblBorders>
+          <w:top w:val="single" w:sz="4" w:color="auto"/>
+          <w:left w:val="single" w:sz="4" w:color="auto"/>
+          <w:bottom w:val="single" w:sz="4" w:color="auto"/>
+          <w:right w:val="single" w:sz="4" w:color="auto"/>
+          <w:insideH w:val="single" w:sz="4" w:color="auto"/>
+          <w:insideV w:val="single" w:sz="4" w:color="auto"/>
+        </w:tblBorders>
+      </w:tblPr>
+      <w:tblGrid>
+        <w:gridCol w:w="4680"/>
+        <w:gridCol w:w="4680"/>
+      </w:tblGrid>
+      <w:tr>
+        <w:tc>
+          <w:tcPr>
+            <w:tcW w:w="4680" w:type="dxa"/>
+          </w:tcPr>
+          <w:p>
+            <w:r>
+              <w:rPr>
+                <w:b/>
+              </w:rPr>
+              <w:t xml:space="preserve">Подрядчик:</w:t>
+            </w:r>
+          </w:p>
+          <w:p>
+            <w:r>
+              <w:t xml:space="preserve">Белов Павел Павлович</w:t>
+            </w:r>
+          </w:p>
+          <w:p>
+            <w:r>
+              <w:t xml:space="preserve">Индивидуальный предприниматель </w:t>
+            </w:r>
+            <w:r>
+              <w:t xml:space="preserve">Белов Павел Павлович</w:t>
+            </w:r>
+          </w:p>
+          <w:p>
+            <w:r>
+              <w:t xml:space="preserve">Адрес регистрации: </w:t>
+            </w:r>
+            <w:r>
+              <w:t xml:space="preserve">Тверская обл., Дмитровский р-н, 38 км автодороги М-7 «Дон», стр. 6</w:t>
+            </w:r>
+          </w:p>
+          <w:p>
+            <w:r>
+              <w:t xml:space="preserve">ИНН </w:t>
+            </w:r>
+            <w:r>
+              <w:t xml:space="preserve">771725772850</w:t>
+            </w:r>
+            <w:r>
+              <w:t xml:space="preserve"> ОГРНИП </w:t>
+            </w:r>
+            <w:r>
+              <w:t xml:space="preserve">392813099591532</w:t>
+            </w:r>
+          </w:p>
+          <w:p>
+            <w:r>
+              <w:t xml:space="preserve">р/с </w:t>
+            </w:r>
+            <w:r>
+              <w:t xml:space="preserve">40802810593174912869</w:t>
+            </w:r>
+            <w:r>
+              <w:t xml:space="preserve"> в Филиал «Центральный» ПАО «Совкомбанк»</w:t>
+            </w:r>
+            <w:r>
+              <w:t xml:space="preserve">, БИК </w:t>
+            </w:r>
+            <w:r>
+              <w:t xml:space="preserve">044525360</w:t>
+            </w:r>
+          </w:p>
+          <w:p>
+            <w:r>
+              <w:t xml:space="preserve">Тел.: </w:t>
+            </w:r>
+            <w:r>
+              <w:t xml:space="preserve">+7 (843) 443-70-24</w:t>
+            </w:r>
+          </w:p>
+          <w:p>
+            <w:r>
+              <w:t xml:space="preserve">E-mail: </w:t>
+            </w:r>
+            <w:r>
+              <w:t xml:space="preserve">belov@romashka.ru</w:t>
+            </w:r>
+          </w:p>
+          <w:p/>
+          <w:p>
+            <w:r>
+              <w:t xml:space="preserve">ИП ______________ </w:t>
+            </w:r>
+            <w:r>
+              <w:t xml:space="preserve">Белов П. П.</w:t>
+            </w:r>
+          </w:p>
+        </w:tc>
+        <w:tc>
+          <w:tcPr>
+            <w:tcW w:w="4680" w:type="dxa"/>
+          </w:tcPr>
+          <w:p>
+            <w:r>
               <w:rPr>
                 <w:b/>
               </w:rPr>
@@ -849,7 +936,7 @@
           </w:p>
           <w:p>
             <w:r>
-              <w:t xml:space="preserve">Ростов-на-Дону, Баумана 74</w:t>
+              <w:t xml:space="preserve">Пермь, Советская 88</w:t>
             </w:r>
           </w:p>
           <w:p>
@@ -865,7 +952,7 @@
               <w:t xml:space="preserve">Адрес регистрации: </w:t>
             </w:r>
             <w:r>
-              <w:t xml:space="preserve">Московская обл., тер. СНТ «Родник», уч. 197</w:t>
+              <w:t xml:space="preserve">101000, Республика Татарстан, г. Москва, бул. Полевая, д. 74, корп. 1, литера А, пом. 3, оф. 221</w:t>
             </w:r>
           </w:p>
           <w:p>
@@ -904,7 +991,7 @@
               <w:t xml:space="preserve">Тел.: </w:t>
             </w:r>
             <w:r>
-              <w:t xml:space="preserve">+7 (812) 119-95-64</w:t>
+              <w:t xml:space="preserve">+7 (495) 879-77-89</w:t>
             </w:r>
           </w:p>
           <w:p>

--- a/tests/corpus_v2/docs/works_0004.docx
+++ b/tests/corpus_v2/docs/works_0004.docx
@@ -128,7 +128,102 @@
         <w:t xml:space="preserve">Гарантийный срок на результат работ — </w:t>
       </w:r>
       <w:r>
-        <w:t xml:space="preserve">не позднее 07.10.2025</w:t>
+        <w:t xml:space="preserve">не позднее 12.10.2025</w:t>
+      </w:r>
+      <w:r>
+        <w:t xml:space="preserve">.</w:t>
+      </w:r>
+    </w:p>
+    <w:p>
+      <w:r>
+        <w:t xml:space="preserve">1.5. </w:t>
+      </w:r>
+      <w:r>
+        <w:t xml:space="preserve">Товар отгружается по товарной накладной ТОРГ-12 № </w:t>
+      </w:r>
+      <w:r>
+        <w:t xml:space="preserve">041525790</w:t>
+      </w:r>
+      <w:r>
+        <w:t xml:space="preserve">. Номенклатурный номер позиции — </w:t>
+      </w:r>
+      <w:r>
+        <w:t xml:space="preserve">040074226</w:t>
+      </w:r>
+      <w:r>
+        <w:t xml:space="preserve">. Серийный номер агрегата — </w:t>
+      </w:r>
+      <w:r>
+        <w:t xml:space="preserve">044150212</w:t>
+      </w:r>
+      <w:r>
+        <w:t xml:space="preserve">.</w:t>
+      </w:r>
+    </w:p>
+    <w:p>
+      <w:r>
+        <w:t xml:space="preserve">1.6. </w:t>
+      </w:r>
+      <w:r>
+        <w:t xml:space="preserve">Расходы отражаются по коду цели </w:t>
+      </w:r>
+      <w:r>
+        <w:t xml:space="preserve">043821459</w:t>
+      </w:r>
+      <w:r>
+        <w:t xml:space="preserve">, предусмотренному приказом Минфина России № 157н. </w:t>
+      </w:r>
+      <w:r>
+        <w:t xml:space="preserve">БИК банка Стороны в настоящем разделе не приводится; номер заявки на открытие счёта — </w:t>
+      </w:r>
+      <w:r>
+        <w:t xml:space="preserve">049579559</w:t>
+      </w:r>
+      <w:r>
+        <w:t xml:space="preserve">.</w:t>
+      </w:r>
+    </w:p>
+    <w:p>
+      <w:r>
+        <w:t xml:space="preserve">1.7. </w:t>
+      </w:r>
+      <w:r>
+        <w:t xml:space="preserve">Расчёты за коммунальные услуги ведутся по лицевому счёту абонента </w:t>
+      </w:r>
+      <w:r>
+        <w:t xml:space="preserve">81895614250</w:t>
+      </w:r>
+      <w:r>
+        <w:t xml:space="preserve">. Приложение учтено за номером </w:t>
+      </w:r>
+      <w:r>
+        <w:t xml:space="preserve">87243514044</w:t>
+      </w:r>
+      <w:r>
+        <w:t xml:space="preserve">. Прибор учёта имеет заводской номер </w:t>
+      </w:r>
+      <w:r>
+        <w:t xml:space="preserve">85633877786</w:t>
+      </w:r>
+      <w:r>
+        <w:t xml:space="preserve">.</w:t>
+      </w:r>
+    </w:p>
+    <w:p>
+      <w:r>
+        <w:t xml:space="preserve">1.8. </w:t>
+      </w:r>
+      <w:r>
+        <w:t xml:space="preserve">Сведения внесены в реестр за номером </w:t>
+      </w:r>
+      <w:r>
+        <w:t xml:space="preserve">84800910192</w:t>
+      </w:r>
+      <w:r>
+        <w:t xml:space="preserve"> в порядке статьи 434 Гражданского кодекса Российской Федерации. Исходящий номер уведомления — </w:t>
+      </w:r>
+      <w:r>
+        <w:t xml:space="preserve">81823936253</w:t>
       </w:r>
       <w:r>
         <w:t xml:space="preserve">.</w:t>
@@ -148,7 +243,7 @@
         <w:t xml:space="preserve">2.1. Общая цена Договора: </w:t>
       </w:r>
       <w:r>
-        <w:t xml:space="preserve">286 000 руб. 0 коп.</w:t>
+        <w:t xml:space="preserve">446 000 руб. 0 коп.</w:t>
       </w:r>
       <w:r>
         <w:t xml:space="preserve">, включая НДС </w:t>
@@ -160,7 +255,7 @@
         <w:t xml:space="preserve"> в размере </w:t>
       </w:r>
       <w:r>
-        <w:t xml:space="preserve">не менее 625 000 (Шестисот двадцати пяти тысяч) рублей 00 копеек</w:t>
+        <w:t xml:space="preserve">не менее 8 030 000 (Восьми миллионов тридцати тысяч) рублей 00 копеек</w:t>
       </w:r>
       <w:r>
         <w:t xml:space="preserve">.</w:t>
@@ -188,7 +283,7 @@
         <w:t xml:space="preserve">2.3. Срок оплаты — </w:t>
       </w:r>
       <w:r>
-        <w:t xml:space="preserve">в течение 10 календарных дней с даты подписания Сторонами акта сдачи-приемки оказанных услуг</w:t>
+        <w:t xml:space="preserve">в течение 7 календарных дней с даты подписания Сторонами акта сдачи-приемки оказанных услуг</w:t>
       </w:r>
       <w:r>
         <w:t xml:space="preserve">.</w:t>
@@ -208,7 +303,7 @@
         <w:t xml:space="preserve">, артикул </w:t>
       </w:r>
       <w:r>
-        <w:t xml:space="preserve">RM-7013-40</w:t>
+        <w:t xml:space="preserve">RM-2114-40</w:t>
       </w:r>
       <w:r>
         <w:t xml:space="preserve">, код </w:t>
@@ -268,49 +363,49 @@
         <w:t xml:space="preserve">. Товар отгружается с сопроводительным документом паспорт качества № </w:t>
       </w:r>
       <w:r>
-        <w:t xml:space="preserve">74 25 229691</w:t>
+        <w:t xml:space="preserve">73 22 147889</w:t>
       </w:r>
       <w:r>
         <w:t xml:space="preserve">. К партии приложен паспорт изделия № </w:t>
       </w:r>
       <w:r>
-        <w:t xml:space="preserve">57 06 600088</w:t>
+        <w:t xml:space="preserve">76 16 182038</w:t>
       </w:r>
       <w:r>
         <w:t xml:space="preserve">. Оборудование поставляется с паспортом транспортного средства № </w:t>
       </w:r>
       <w:r>
-        <w:t xml:space="preserve">56 14 778031</w:t>
+        <w:t xml:space="preserve">04 04 000081</w:t>
       </w:r>
       <w:r>
         <w:t xml:space="preserve">. Приёмка производится согласно техническому паспорту </w:t>
       </w:r>
       <w:r>
-        <w:t xml:space="preserve">88 09 089050</w:t>
+        <w:t xml:space="preserve">65 01 337114</w:t>
       </w:r>
       <w:r>
         <w:t xml:space="preserve">. СНИЛС не указан, номер заказа </w:t>
       </w:r>
       <w:r>
-        <w:t xml:space="preserve">320-317-356 15</w:t>
+        <w:t xml:space="preserve">381-014-830 90</w:t>
       </w:r>
       <w:r>
         <w:t xml:space="preserve">. Дата рождения не проставлена, документ выдан </w:t>
       </w:r>
       <w:r>
-        <w:t xml:space="preserve">12.05.2020</w:t>
+        <w:t xml:space="preserve">03.04.2016</w:t>
       </w:r>
       <w:r>
         <w:t xml:space="preserve">. Код подразделения, см. артикул </w:t>
       </w:r>
       <w:r>
-        <w:t xml:space="preserve">816-435</w:t>
+        <w:t xml:space="preserve">477-909</w:t>
       </w:r>
       <w:r>
         <w:t xml:space="preserve">. Цена — </w:t>
       </w:r>
       <w:r>
-        <w:t xml:space="preserve">740002 (Семьсот сорок тысяч два) рубля</w:t>
+        <w:t xml:space="preserve">158002 (Сто пятьдесят восемь тысяч два) рубля</w:t>
       </w:r>
       <w:r>
         <w:t xml:space="preserve">, НДС не облагается</w:t>
@@ -327,25 +422,25 @@
         <w:t xml:space="preserve">Товар маркирован штрихкодом </w:t>
       </w:r>
       <w:r>
-        <w:t xml:space="preserve">4608092134573</w:t>
+        <w:t xml:space="preserve">4606681265063</w:t>
       </w:r>
       <w:r>
         <w:t xml:space="preserve">. Код контрагента по ОКПО — </w:t>
       </w:r>
       <w:r>
-        <w:t xml:space="preserve">9982396367</w:t>
+        <w:t xml:space="preserve">4002612801</w:t>
       </w:r>
       <w:r>
         <w:t xml:space="preserve">. Оборудование учтено под инвентарным номером </w:t>
       </w:r>
       <w:r>
-        <w:t xml:space="preserve">049910690</w:t>
+        <w:t xml:space="preserve">041599014</w:t>
       </w:r>
       <w:r>
         <w:t xml:space="preserve">, складской позиции присвоен номер </w:t>
       </w:r>
       <w:r>
-        <w:t xml:space="preserve">315626603</w:t>
+        <w:t xml:space="preserve">968157598</w:t>
       </w:r>
       <w:r>
         <w:t xml:space="preserve">.</w:t>
@@ -359,19 +454,19 @@
         <w:t xml:space="preserve">Оплата по счёту-фактуре на КБК </w:t>
       </w:r>
       <w:r>
-        <w:t xml:space="preserve">18210101011011000112</w:t>
+        <w:t xml:space="preserve">18210101011011000156</w:t>
       </w:r>
       <w:r>
         <w:t xml:space="preserve">. ИНН не присвоен, регистрационный № </w:t>
       </w:r>
       <w:r>
-        <w:t xml:space="preserve">2150627687</w:t>
+        <w:t xml:space="preserve">8426456299</w:t>
       </w:r>
       <w:r>
         <w:t xml:space="preserve">. ИНН не присвоен, платёжный документ № </w:t>
       </w:r>
       <w:r>
-        <w:t xml:space="preserve">440530167021</w:t>
+        <w:t xml:space="preserve">385620327036</w:t>
       </w:r>
       <w:r>
         <w:t xml:space="preserve">. Заказчик действует в лице </w:t>
@@ -391,7 +486,7 @@
         <w:t xml:space="preserve">Массовая доля влаги в товаре — </w:t>
       </w:r>
       <w:r>
-        <w:t xml:space="preserve">не более 15 %</w:t>
+        <w:t xml:space="preserve">не более 9 %</w:t>
       </w:r>
       <w:r>
         <w:t xml:space="preserve">. Товар подлежит хранению </w:t>
@@ -466,7 +561,7 @@
           </w:tcPr>
           <w:p>
             <w:r>
-              <w:t xml:space="preserve">4486412039</w:t>
+              <w:t xml:space="preserve">6648151386</w:t>
             </w:r>
           </w:p>
         </w:tc>
@@ -494,7 +589,7 @@
         <w:t xml:space="preserve">Полномочия подтверждаются свидетельством о рождении, выдано </w:t>
       </w:r>
       <w:r>
-        <w:t xml:space="preserve">09.11.2013</w:t>
+        <w:t xml:space="preserve">10.04.2012</w:t>
       </w:r>
       <w:r>
         <w:t xml:space="preserve"> отделом ЗАГС.</w:t>
@@ -523,7 +618,7 @@
           </w:tcPr>
           <w:p>
             <w:r>
-              <w:t xml:space="preserve">4</w:t>
+              <w:t xml:space="preserve">5</w:t>
             </w:r>
           </w:p>
         </w:tc>
@@ -573,7 +668,7 @@
         <w:t xml:space="preserve">3.1. Место исполнения обязательств: </w:t>
       </w:r>
       <w:r>
-        <w:t xml:space="preserve">Свердловская обл., тер. СНТ «Родник», уч. 5</w:t>
+        <w:t xml:space="preserve">Краснодарский край, тер. СНТ «Родник», уч. 18</w:t>
       </w:r>
       <w:r>
         <w:t xml:space="preserve">.</w:t>
@@ -590,7 +685,7 @@
         <w:t xml:space="preserve"> по телефону </w:t>
       </w:r>
       <w:r>
-        <w:t xml:space="preserve">+7 (499) 780-72-88</w:t>
+        <w:t xml:space="preserve">+7 (843) 297-34-90</w:t>
       </w:r>
       <w:r>
         <w:t xml:space="preserve">.</w:t>
@@ -601,7 +696,111 @@
         <w:t xml:space="preserve">3.3. Срок исполнения обязательств — </w:t>
       </w:r>
       <w:r>
-        <w:t xml:space="preserve">в течение двадцати дней с момента подписания акта</w:t>
+        <w:t xml:space="preserve">в течение десяти дней с момента подписания акта</w:t>
+      </w:r>
+      <w:r>
+        <w:t xml:space="preserve">.</w:t>
+      </w:r>
+    </w:p>
+    <w:p>
+      <w:r>
+        <w:t xml:space="preserve">3.4. </w:t>
+      </w:r>
+      <w:r>
+        <w:t xml:space="preserve">Оплата производится за счёт бюджетных средств, КБК </w:t>
+      </w:r>
+      <w:r>
+        <w:t xml:space="preserve">18238364756219014317</w:t>
+      </w:r>
+      <w:r>
+        <w:t xml:space="preserve">. Прибор учёта (счётчик) № </w:t>
+      </w:r>
+      <w:r>
+        <w:t xml:space="preserve">39627086400797231055</w:t>
+      </w:r>
+      <w:r>
+        <w:t xml:space="preserve">.</w:t>
+      </w:r>
+    </w:p>
+    <w:p>
+      <w:r>
+        <w:t xml:space="preserve">3.5. </w:t>
+      </w:r>
+      <w:r>
+        <w:t xml:space="preserve">Счёт на оплату содержит УИН </w:t>
+      </w:r>
+      <w:r>
+        <w:t xml:space="preserve">18209815297724436909</w:t>
+      </w:r>
+      <w:r>
+        <w:t xml:space="preserve">. Счёт-проформа к настоящему Договору имеет номер </w:t>
+      </w:r>
+      <w:r>
+        <w:t xml:space="preserve">77044734513194989927</w:t>
+      </w:r>
+      <w:r>
+        <w:t xml:space="preserve">. В силу статьи 855 Гражданского кодекса Российской Федерации списание со счёта ведётся по коду вида дохода </w:t>
+      </w:r>
+      <w:r>
+        <w:t xml:space="preserve">18210546480481036175</w:t>
+      </w:r>
+      <w:r>
+        <w:t xml:space="preserve">.</w:t>
+      </w:r>
+    </w:p>
+    <w:p>
+      <w:r>
+        <w:t xml:space="preserve">3.6. </w:t>
+      </w:r>
+      <w:r>
+        <w:t xml:space="preserve">ИНН у иностранного контрагента отсутствует, номер в торговом реестре — </w:t>
+      </w:r>
+      <w:r>
+        <w:t xml:space="preserve">4486412039</w:t>
+      </w:r>
+      <w:r>
+        <w:t xml:space="preserve">. ИНН указан в приложении, номер спецификации </w:t>
+      </w:r>
+      <w:r>
+        <w:t xml:space="preserve">9461784542</w:t>
+      </w:r>
+      <w:r>
+        <w:t xml:space="preserve">. В силу статьи 84 Налогового кодекса Российской Федерации ИНН присваивается налоговым органом; номер решения — </w:t>
+      </w:r>
+      <w:r>
+        <w:t xml:space="preserve">3007160822</w:t>
+      </w:r>
+      <w:r>
+        <w:t xml:space="preserve">.</w:t>
+      </w:r>
+    </w:p>
+    <w:p>
+      <w:r>
+        <w:t xml:space="preserve">3.7. </w:t>
+      </w:r>
+      <w:r>
+        <w:t xml:space="preserve">Номер партии по системе прослеживаемости — </w:t>
+      </w:r>
+      <w:r>
+        <w:t xml:space="preserve">1970816706</w:t>
+      </w:r>
+      <w:r>
+        <w:t xml:space="preserve">. Массовая доля примеси в товаре — не более </w:t>
+      </w:r>
+      <w:r>
+        <w:t xml:space="preserve">2,8 %</w:t>
+      </w:r>
+      <w:r>
+        <w:t xml:space="preserve">. Прибор имеет погрешность не более </w:t>
+      </w:r>
+      <w:r>
+        <w:t xml:space="preserve">0,6 %</w:t>
+      </w:r>
+      <w:r>
+        <w:t xml:space="preserve">. Оборудованию присвоен заводской номер </w:t>
+      </w:r>
+      <w:r>
+        <w:t xml:space="preserve">3915146991</w:t>
       </w:r>
       <w:r>
         <w:t xml:space="preserve">.</w:t>
@@ -638,7 +837,7 @@
         <w:t xml:space="preserve">. Предельный размер ответственности: </w:t>
       </w:r>
       <w:r>
-        <w:t xml:space="preserve">20 (двадцать) процентов за каждый день просрочки</w:t>
+        <w:t xml:space="preserve">15 (пятнадцать) процентов за каждый день просрочки</w:t>
       </w:r>
       <w:r>
         <w:t xml:space="preserve">.</w:t>
@@ -660,7 +859,7 @@
         <w:t xml:space="preserve">Сторона, для которой создалась невозможность исполнения, обязана уведомить другую Сторону. Срок уведомления — </w:t>
       </w:r>
       <w:r>
-        <w:t xml:space="preserve">в течение 7 рабочих дней со дня предъявления требования</w:t>
+        <w:t xml:space="preserve">в течение 30 рабочих дней со дня предъявления требования</w:t>
       </w:r>
       <w:r>
         <w:t xml:space="preserve">.</w:t>
@@ -674,7 +873,125 @@
         <w:t xml:space="preserve">Все споры и разногласия решаются путём переговоров. Претензионный порядок обязателен, срок ответа на претензию — </w:t>
       </w:r>
       <w:r>
-        <w:t xml:space="preserve">не позднее 14.08.2026</w:t>
+        <w:t xml:space="preserve">не позднее 11.08.2025</w:t>
+      </w:r>
+      <w:r>
+        <w:t xml:space="preserve">.</w:t>
+      </w:r>
+    </w:p>
+    <w:p>
+      <w:r>
+        <w:t xml:space="preserve">4.6. </w:t>
+      </w:r>
+      <w:r>
+        <w:t xml:space="preserve">ИНН физического лица отсутствует, лицевой счёт абонента </w:t>
+      </w:r>
+      <w:r>
+        <w:t xml:space="preserve">465752880968</w:t>
+      </w:r>
+      <w:r>
+        <w:t xml:space="preserve">. ИНН указан в приложении; номенклатурный код позиции — </w:t>
+      </w:r>
+      <w:r>
+        <w:t xml:space="preserve">703607223596</w:t>
+      </w:r>
+      <w:r>
+        <w:t xml:space="preserve">. Обработка ИНН ведётся по статье 86 Налогового кодекса Российской Федерации, запрос № </w:t>
+      </w:r>
+      <w:r>
+        <w:t xml:space="preserve">381518495771</w:t>
+      </w:r>
+      <w:r>
+        <w:t xml:space="preserve">.</w:t>
+      </w:r>
+    </w:p>
+    <w:p>
+      <w:r>
+        <w:t xml:space="preserve">4.7. </w:t>
+      </w:r>
+      <w:r>
+        <w:t xml:space="preserve">Накладной на партию присвоен номер </w:t>
+      </w:r>
+      <w:r>
+        <w:t xml:space="preserve">425529958586</w:t>
+      </w:r>
+      <w:r>
+        <w:t xml:space="preserve">. Модуль учёта имеет заводской номер </w:t>
+      </w:r>
+      <w:r>
+        <w:t xml:space="preserve">524169222574</w:t>
+      </w:r>
+      <w:r>
+        <w:t xml:space="preserve">. Уклон монтируемой кровли составляет </w:t>
+      </w:r>
+      <w:r>
+        <w:t xml:space="preserve">5 %</w:t>
+      </w:r>
+      <w:r>
+        <w:t xml:space="preserve">.</w:t>
+      </w:r>
+    </w:p>
+    <w:p>
+      <w:r>
+        <w:t xml:space="preserve">4.8. </w:t>
+      </w:r>
+      <w:r>
+        <w:t xml:space="preserve">Предельная доля иностранного участия в уставном капитале установлена законом и составляет </w:t>
+      </w:r>
+      <w:r>
+        <w:t xml:space="preserve">49 %</w:t>
+      </w:r>
+      <w:r>
+        <w:t xml:space="preserve">, как предусмотрено Федеральным законом о порядке осуществления иностранных инвестиций. Приложение № 3 к Договору содержит долю брака, не превышающую </w:t>
+      </w:r>
+      <w:r>
+        <w:t xml:space="preserve">3,4 %</w:t>
+      </w:r>
+      <w:r>
+        <w:t xml:space="preserve">.</w:t>
+      </w:r>
+    </w:p>
+    <w:p>
+      <w:r>
+        <w:t xml:space="preserve">4.9. </w:t>
+      </w:r>
+      <w:r>
+        <w:t xml:space="preserve">Срок годности товара — </w:t>
+      </w:r>
+      <w:r>
+        <w:t xml:space="preserve">в течение 12 месяцев</w:t>
+      </w:r>
+      <w:r>
+        <w:t xml:space="preserve"> с даты изготовления. Бетонная смесь выдерживается </w:t>
+      </w:r>
+      <w:r>
+        <w:t xml:space="preserve">в течение 24 часов</w:t>
+      </w:r>
+      <w:r>
+        <w:t xml:space="preserve"> без доступа влаги.</w:t>
+      </w:r>
+    </w:p>
+    <w:p>
+      <w:r>
+        <w:t xml:space="preserve">4.10. </w:t>
+      </w:r>
+      <w:r>
+        <w:t xml:space="preserve">Требования по качеству работ заявляются </w:t>
+      </w:r>
+      <w:r>
+        <w:t xml:space="preserve">в течение одного года</w:t>
+      </w:r>
+      <w:r>
+        <w:t xml:space="preserve"> в силу статьи 725 Гражданского кодекса Российской Федерации. Поставщик работает на рынке </w:t>
+      </w:r>
+      <w:r>
+        <w:t xml:space="preserve">в течение 11 лет</w:t>
+      </w:r>
+      <w:r>
+        <w:t xml:space="preserve">. Окончание отчётного периода — </w:t>
+      </w:r>
+      <w:r>
+        <w:t xml:space="preserve">не позднее 09.06.2025</w:t>
       </w:r>
       <w:r>
         <w:t xml:space="preserve">.</w:t>
@@ -768,10 +1085,10 @@
         <w:rPr>
           <w:b/>
         </w:rPr>
-        <w:t xml:space="preserve">в течение 3</w:t>
-      </w:r>
-      <w:r>
-        <w:t xml:space="preserve">0 (Тридцати) банковских дней с момента поступления денежных средств на расчетный счет</w:t>
+        <w:t xml:space="preserve">не позднее 14.10.20</w:t>
+      </w:r>
+      <w:r>
+        <w:t xml:space="preserve">25</w:t>
       </w:r>
       <w:r>
         <w:t xml:space="preserve">.</w:t>
@@ -785,10 +1102,10 @@
         <w:rPr>
           <w:b/>
         </w:rPr>
-        <w:t xml:space="preserve">6/1</w:t>
-      </w:r>
-      <w:r>
-        <w:t xml:space="preserve">8</w:t>
+        <w:t xml:space="preserve">2/1</w:t>
+      </w:r>
+      <w:r>
+        <w:t xml:space="preserve">7</w:t>
       </w:r>
       <w:r>
         <w:t xml:space="preserve">.</w:t>
@@ -799,7 +1116,7 @@
         <w:t xml:space="preserve">9.4. Контрольная запись: </w:t>
       </w:r>
       <w:r>
-        <w:t xml:space="preserve">88О 000,94 (восемьсот восемьдесят тысяч) рублей</w:t>
+        <w:t xml:space="preserve">3 900 О00,79 (три миллиона девятьсот тысяч) рублей</w:t>
       </w:r>
       <w:r>
         <w:t xml:space="preserve">.</w:t>
@@ -862,7 +1179,7 @@
               <w:t xml:space="preserve">Адрес регистрации: </w:t>
             </w:r>
             <w:r>
-              <w:t xml:space="preserve">Тверская обл., Дмитровский р-н, 38 км автодороги М-7 «Дон», стр. 6</w:t>
+              <w:t xml:space="preserve">141400, Ленинградская обл., г. Химки, пер. Гагарина, д. 77, корп. 3, литера А, пом. 8, оф. 280</w:t>
             </w:r>
           </w:p>
           <w:p>
@@ -901,7 +1218,7 @@
               <w:t xml:space="preserve">Тел.: </w:t>
             </w:r>
             <w:r>
-              <w:t xml:space="preserve">+7 (843) 443-70-24</w:t>
+              <w:t xml:space="preserve">+7 (495) 958-65-53</w:t>
             </w:r>
           </w:p>
           <w:p>
@@ -909,7 +1226,7 @@
               <w:t xml:space="preserve">E-mail: </w:t>
             </w:r>
             <w:r>
-              <w:t xml:space="preserve">belov@romashka.ru</w:t>
+              <w:t xml:space="preserve">belov@mail.ru</w:t>
             </w:r>
           </w:p>
           <w:p/>
@@ -936,7 +1253,7 @@
           </w:p>
           <w:p>
             <w:r>
-              <w:t xml:space="preserve">Пермь, Советская 88</w:t>
+              <w:t xml:space="preserve">Химки, Строителей 61</w:t>
             </w:r>
           </w:p>
           <w:p>
@@ -952,7 +1269,7 @@
               <w:t xml:space="preserve">Адрес регистрации: </w:t>
             </w:r>
             <w:r>
-              <w:t xml:space="preserve">101000, Республика Татарстан, г. Москва, бул. Полевая, д. 74, корп. 1, литера А, пом. 3, оф. 221</w:t>
+              <w:t xml:space="preserve">Новосибирская обл., тер. СНТ «Родник», уч. 151</w:t>
             </w:r>
           </w:p>
           <w:p>
@@ -991,7 +1308,7 @@
               <w:t xml:space="preserve">Тел.: </w:t>
             </w:r>
             <w:r>
-              <w:t xml:space="preserve">+7 (495) 879-77-89</w:t>
+              <w:t xml:space="preserve">+7 (846) 143-91-40</w:t>
             </w:r>
           </w:p>
           <w:p>
@@ -999,7 +1316,7 @@
               <w:t xml:space="preserve">E-mail: </w:t>
             </w:r>
             <w:r>
-              <w:t xml:space="preserve">kuznecov@list.ru</w:t>
+              <w:t xml:space="preserve">kuznecov@inbox.ru</w:t>
             </w:r>
           </w:p>
           <w:p/>

--- a/tests/corpus_v2/docs/works_0004.docx
+++ b/tests/corpus_v2/docs/works_0004.docx
@@ -1117,6 +1117,37 @@
       </w:r>
       <w:r>
         <w:t xml:space="preserve">3 900 О00,79 (три миллиона девятьсот тысяч) рублей</w:t>
+      </w:r>
+      <w:r>
+        <w:t xml:space="preserve">.</w:t>
+      </w:r>
+    </w:p>
+    <w:p/>
+    <w:p>
+      <w:r>
+        <w:rPr>
+          <w:b/>
+        </w:rPr>
+        <w:t xml:space="preserve">6. ОСОБЫЕ УСЛОВИЯ ОТДЕЛЬНЫХ ВИДОВ ДАННЫХ</w:t>
+      </w:r>
+    </w:p>
+    <w:p>
+      <w:r>
+        <w:t xml:space="preserve">6.1. Полномочия представителя подтверждены доверенностью, реестровый номер </w:t>
+      </w:r>
+      <w:r>
+        <w:t xml:space="preserve">77/714-н/77-2024-1-502</w:t>
+      </w:r>
+      <w:r>
+        <w:t xml:space="preserve">.</w:t>
+      </w:r>
+    </w:p>
+    <w:p>
+      <w:r>
+        <w:t xml:space="preserve">6.2. Для сопоставления в учёте указывается: </w:t>
+      </w:r>
+      <w:r>
+        <w:t xml:space="preserve">ГОСТ Р 52044-2003</w:t>
       </w:r>
       <w:r>
         <w:t xml:space="preserve">.</w:t>

--- a/tests/corpus_v2/docs/works_0004.docx
+++ b/tests/corpus_v2/docs/works_0004.docx
@@ -1133,21 +1133,87 @@
     </w:p>
     <w:p>
       <w:r>
-        <w:t xml:space="preserve">6.1. Полномочия представителя подтверждены доверенностью, реестровый номер </w:t>
-      </w:r>
-      <w:r>
-        <w:t xml:space="preserve">77/714-н/77-2024-1-502</w:t>
-      </w:r>
-      <w:r>
-        <w:t xml:space="preserve">.</w:t>
-      </w:r>
-    </w:p>
-    <w:p>
-      <w:r>
-        <w:t xml:space="preserve">6.2. Для сопоставления в учёте указывается: </w:t>
-      </w:r>
-      <w:r>
-        <w:t xml:space="preserve">ГОСТ Р 52044-2003</w:t>
+        <w:t xml:space="preserve">6.1. Работы выполняются на основании ранее заключённого Договора № </w:t>
+      </w:r>
+      <w:r>
+        <w:t xml:space="preserve">118/2024-А</w:t>
+      </w:r>
+      <w:r>
+        <w:t xml:space="preserve"> между теми же сторонами.</w:t>
+      </w:r>
+    </w:p>
+    <w:p>
+      <w:r>
+        <w:t xml:space="preserve">6.2. Первичные документы: </w:t>
+      </w:r>
+      <w:r>
+        <w:t xml:space="preserve">счёт-фактура выставлена без ссылки на номер</w:t>
+      </w:r>
+      <w:r>
+        <w:t xml:space="preserve">.</w:t>
+      </w:r>
+    </w:p>
+    <w:p>
+      <w:r>
+        <w:t xml:space="preserve">6.3. Запись о лицензии внесена в реестр за регистрационным номером </w:t>
+      </w:r>
+      <w:r>
+        <w:t xml:space="preserve">509118266</w:t>
+      </w:r>
+      <w:r>
+        <w:t xml:space="preserve">.</w:t>
+      </w:r>
+    </w:p>
+    <w:p>
+      <w:r>
+        <w:t xml:space="preserve">6.4. Внутренний учёт ведётся отдельно: </w:t>
+      </w:r>
+      <w:r>
+        <w:t xml:space="preserve">номер заявки 987654321</w:t>
+      </w:r>
+      <w:r>
+        <w:t xml:space="preserve">.</w:t>
+      </w:r>
+    </w:p>
+    <w:p>
+      <w:r>
+        <w:t xml:space="preserve">6.5. Полномочия представителя подтверждены доверенностью, реестровый номер </w:t>
+      </w:r>
+      <w:r>
+        <w:t xml:space="preserve">23/5-н/23-2025-2-1104</w:t>
+      </w:r>
+      <w:r>
+        <w:t xml:space="preserve">.</w:t>
+      </w:r>
+    </w:p>
+    <w:p>
+      <w:r>
+        <w:t xml:space="preserve">6.6. Для сопоставления в учёте указывается: </w:t>
+      </w:r>
+      <w:r>
+        <w:t xml:space="preserve">срок действия 12/2024-06/2025</w:t>
+      </w:r>
+      <w:r>
+        <w:t xml:space="preserve">.</w:t>
+      </w:r>
+    </w:p>
+    <w:p>
+      <w:r>
+        <w:t xml:space="preserve">6.7. Решение принято большинством в </w:t>
+      </w:r>
+      <w:r>
+        <w:t xml:space="preserve">51 % акций</w:t>
+      </w:r>
+      <w:r>
+        <w:t xml:space="preserve"> от общего числа голосов членов совета директоров.</w:t>
+      </w:r>
+    </w:p>
+    <w:p>
+      <w:r>
+        <w:t xml:space="preserve">6.8. Кворум определяется уставом: </w:t>
+      </w:r>
+      <w:r>
+        <w:t xml:space="preserve">большинством голосов присутствующих участников</w:t>
       </w:r>
       <w:r>
         <w:t xml:space="preserve">.</w:t>

--- a/tests/corpus_v2/docs/works_0004.docx
+++ b/tests/corpus_v2/docs/works_0004.docx
@@ -1133,10 +1133,32 @@
     </w:p>
     <w:p>
       <w:r>
-        <w:t xml:space="preserve">6.1. Работы выполняются на основании ранее заключённого Договора № </w:t>
-      </w:r>
-      <w:r>
-        <w:t xml:space="preserve">118/2024-А</w:t>
+        <w:t xml:space="preserve">6.1. Стороны ранее заключили </w:t>
+      </w:r>
+      <w:r>
+        <w:t xml:space="preserve">договор подряда</w:t>
+      </w:r>
+      <w:r>
+        <w:t xml:space="preserve"> на сопоставимых условиях.</w:t>
+      </w:r>
+    </w:p>
+    <w:p>
+      <w:r>
+        <w:t xml:space="preserve">6.2. Прочие условия: </w:t>
+      </w:r>
+      <w:r>
+        <w:t xml:space="preserve">реквизиты первичных документов приведены в приложении</w:t>
+      </w:r>
+      <w:r>
+        <w:t xml:space="preserve">.</w:t>
+      </w:r>
+    </w:p>
+    <w:p>
+      <w:r>
+        <w:t xml:space="preserve">6.3. Работы выполняются на основании ранее заключённого Договора № </w:t>
+      </w:r>
+      <w:r>
+        <w:t xml:space="preserve">2/17</w:t>
       </w:r>
       <w:r>
         <w:t xml:space="preserve"> между теми же сторонами.</w:t>
@@ -1144,29 +1166,73 @@
     </w:p>
     <w:p>
       <w:r>
-        <w:t xml:space="preserve">6.2. Первичные документы: </w:t>
-      </w:r>
-      <w:r>
-        <w:t xml:space="preserve">счёт-фактура выставлена без ссылки на номер</w:t>
-      </w:r>
-      <w:r>
-        <w:t xml:space="preserve">.</w:t>
-      </w:r>
-    </w:p>
-    <w:p>
-      <w:r>
-        <w:t xml:space="preserve">6.3. Запись о лицензии внесена в реестр за регистрационным номером </w:t>
-      </w:r>
-      <w:r>
-        <w:t xml:space="preserve">509118266</w:t>
-      </w:r>
-      <w:r>
-        <w:t xml:space="preserve">.</w:t>
-      </w:r>
-    </w:p>
-    <w:p>
-      <w:r>
-        <w:t xml:space="preserve">6.4. Внутренний учёт ведётся отдельно: </w:t>
+        <w:t xml:space="preserve">6.4. Первичные документы: </w:t>
+      </w:r>
+      <w:r>
+        <w:t xml:space="preserve">лицензия Л035-01298-77/00123456 Рособрнадзора</w:t>
+      </w:r>
+      <w:r>
+        <w:t xml:space="preserve">.</w:t>
+      </w:r>
+    </w:p>
+    <w:p>
+      <w:r>
+        <w:t xml:space="preserve">6.5. Паспорт гражданина Российской Федерации выдан </w:t>
+      </w:r>
+      <w:r>
+        <w:t xml:space="preserve">Отделением по вопросам миграции ОМВД России по Кировскому району</w:t>
+      </w:r>
+      <w:r>
+        <w:t xml:space="preserve">, паспорт предъявлен при подписании.</w:t>
+      </w:r>
+    </w:p>
+    <w:p>
+      <w:r>
+        <w:t xml:space="preserve">6.6. Сопутствующие сведения: </w:t>
+      </w:r>
+      <w:r>
+        <w:t xml:space="preserve">паспорт выдан, реквизиты приведены в приложении</w:t>
+      </w:r>
+      <w:r>
+        <w:t xml:space="preserve">.</w:t>
+      </w:r>
+    </w:p>
+    <w:p>
+      <w:r>
+        <w:t xml:space="preserve">6.7. Запись о государственной регистрации внесена регистрирующим органом: </w:t>
+      </w:r>
+      <w:r>
+        <w:t xml:space="preserve">УФНС России по Республике Татарстан</w:t>
+      </w:r>
+      <w:r>
+        <w:t xml:space="preserve">.</w:t>
+      </w:r>
+    </w:p>
+    <w:p>
+      <w:r>
+        <w:t xml:space="preserve">6.8. Общие сведения о регистрации: </w:t>
+      </w:r>
+      <w:r>
+        <w:t xml:space="preserve">сведения о юридическом лице содержатся в ЕГРЮЛ</w:t>
+      </w:r>
+      <w:r>
+        <w:t xml:space="preserve">.</w:t>
+      </w:r>
+    </w:p>
+    <w:p>
+      <w:r>
+        <w:t xml:space="preserve">6.9. Запись о лицензии внесена в реестр за регистрационным номером </w:t>
+      </w:r>
+      <w:r>
+        <w:t xml:space="preserve">895217304</w:t>
+      </w:r>
+      <w:r>
+        <w:t xml:space="preserve">.</w:t>
+      </w:r>
+    </w:p>
+    <w:p>
+      <w:r>
+        <w:t xml:space="preserve">6.10. Внутренний учёт ведётся отдельно: </w:t>
       </w:r>
       <w:r>
         <w:t xml:space="preserve">номер заявки 987654321</w:t>
@@ -1177,32 +1243,32 @@
     </w:p>
     <w:p>
       <w:r>
-        <w:t xml:space="preserve">6.5. Полномочия представителя подтверждены доверенностью, реестровый номер </w:t>
-      </w:r>
-      <w:r>
-        <w:t xml:space="preserve">23/5-н/23-2025-2-1104</w:t>
-      </w:r>
-      <w:r>
-        <w:t xml:space="preserve">.</w:t>
-      </w:r>
-    </w:p>
-    <w:p>
-      <w:r>
-        <w:t xml:space="preserve">6.6. Для сопоставления в учёте указывается: </w:t>
-      </w:r>
-      <w:r>
-        <w:t xml:space="preserve">срок действия 12/2024-06/2025</w:t>
-      </w:r>
-      <w:r>
-        <w:t xml:space="preserve">.</w:t>
-      </w:r>
-    </w:p>
-    <w:p>
-      <w:r>
-        <w:t xml:space="preserve">6.7. Решение принято большинством в </w:t>
-      </w:r>
-      <w:r>
-        <w:t xml:space="preserve">51 % акций</w:t>
+        <w:t xml:space="preserve">6.11. Полномочия представителя подтверждены доверенностью, реестровый номер </w:t>
+      </w:r>
+      <w:r>
+        <w:t xml:space="preserve">77/714-н/77-2024-1-502</w:t>
+      </w:r>
+      <w:r>
+        <w:t xml:space="preserve">.</w:t>
+      </w:r>
+    </w:p>
+    <w:p>
+      <w:r>
+        <w:t xml:space="preserve">6.12. Для сопоставления в учёте указывается: </w:t>
+      </w:r>
+      <w:r>
+        <w:t xml:space="preserve">пп. 4/5-1 и 7/2-3 Правил страхования</w:t>
+      </w:r>
+      <w:r>
+        <w:t xml:space="preserve">.</w:t>
+      </w:r>
+    </w:p>
+    <w:p>
+      <w:r>
+        <w:t xml:space="preserve">6.13. Решение принято большинством в </w:t>
+      </w:r>
+      <w:r>
+        <w:t xml:space="preserve">40 % уставного капитала</w:t>
       </w:r>
       <w:r>
         <w:t xml:space="preserve"> от общего числа голосов членов совета директоров.</w:t>
@@ -1210,7 +1276,7 @@
     </w:p>
     <w:p>
       <w:r>
-        <w:t xml:space="preserve">6.8. Кворум определяется уставом: </w:t>
+        <w:t xml:space="preserve">6.14. Кворум определяется уставом: </w:t>
       </w:r>
       <w:r>
         <w:t xml:space="preserve">большинством голосов присутствующих участников</w:t>

--- a/tests/corpus_v2/docs/works_0004.docx
+++ b/tests/corpus_v2/docs/works_0004.docx
@@ -39,7 +39,7 @@
         <w:t xml:space="preserve">     </w:t>
       </w:r>
       <w:r>
-        <w:t xml:space="preserve">27 мая 2024 г.</w:t>
+        <w:t xml:space="preserve">двадцать седьмого мая 2024 года</w:t>
       </w:r>
     </w:p>
     <w:p/>
